--- a/docs/studyguides/introtomatrices.docx
+++ b/docs/studyguides/introtomatrices.docx
@@ -34,7 +34,7 @@
         <w:t xml:space="preserve">Matrices are rectangular arrays of mathematical objects with entries arranged in rows and columns. Matrices are a very useful concept within mathematics, you’ll see them used for solving simultaneous equations and much more. This guide will explain what they are, some special kinds of matrices, and how to add, subtract, and scalar multiply matrices.</w:t>
       </w:r>
     </w:p>
-    <w:bookmarkStart w:id="21" w:name="what-is-a-matrix"/>
+    <w:bookmarkStart w:id="10" w:name="what-is-a-matrix"/>
     <w:p>
       <w:pPr>
         <w:pStyle w:val="Heading1"/>
@@ -61,7 +61,7 @@
       <w:r>
         <w:t xml:space="preserve"> </w:t>
       </w:r>
-      <w:hyperlink r:id="rId20">
+      <w:hyperlink r:id="rId9">
         <w:r>
           <w:rPr>
             <w:rStyle w:val="Hyperlink"/>
@@ -92,8 +92,8 @@
         <w:t xml:space="preserve">In this guide, you will see how you can: read, write, and understand matrices; learn how to do addition, subtraction and scalar multiplication with matrices; and be able to identify some special matrices.</w:t>
       </w:r>
     </w:p>
-    <w:bookmarkEnd w:id="21"/>
-    <w:bookmarkStart w:id="39" w:name="working-with-matrices"/>
+    <w:bookmarkEnd w:id="10"/>
+    <w:bookmarkStart w:id="28" w:name="working-with-matrices"/>
     <w:p>
       <w:pPr>
         <w:pStyle w:val="Heading1"/>
@@ -143,18 +143,18 @@
                 <wp:inline>
                   <wp:extent cx="152400" cy="152400"/>
                   <wp:effectExtent b="0" l="0" r="0" t="0"/>
-                  <wp:docPr descr="" title="" id="23" name="Picture"/>
+                  <wp:docPr descr="" title="" id="12" name="Picture"/>
                   <a:graphic>
                     <a:graphicData uri="http://schemas.openxmlformats.org/drawingml/2006/picture">
                       <pic:pic>
                         <pic:nvPicPr>
-                          <pic:cNvPr descr="/Applications/quarto/share/formats/docx/note.png" id="24" name="Picture"/>
+                          <pic:cNvPr descr="/Applications/quarto/share/formats/docx/note.png" id="13" name="Picture"/>
                           <pic:cNvPicPr>
                             <a:picLocks noChangeArrowheads="1" noChangeAspect="1"/>
                           </pic:cNvPicPr>
                         </pic:nvPicPr>
                         <pic:blipFill>
-                          <a:blip r:embed="rId22"/>
+                          <a:blip r:embed="rId11"/>
                           <a:stretch>
                             <a:fillRect/>
                           </a:stretch>
@@ -673,28 +673,30 @@
               <w:t xml:space="preserve"> </w:t>
             </w:r>
             <m:oMath>
-              <m:d>
-                <m:dPr>
-                  <m:begChr m:val="("/>
-                  <m:sepChr m:val=""/>
-                  <m:endChr m:val=")"/>
-                  <m:grow/>
-                </m:dPr>
-                <m:e>
-                  <m:r>
-                    <m:t>i</m:t>
-                  </m:r>
-                  <m:r>
-                    <m:rPr>
-                      <m:sty m:val="p"/>
-                    </m:rPr>
-                    <m:t>,</m:t>
-                  </m:r>
-                  <m:r>
-                    <m:t>j</m:t>
-                  </m:r>
-                </m:e>
-              </m:d>
+              <m:r>
+                <m:rPr>
+                  <m:sty m:val="p"/>
+                </m:rPr>
+                <m:t>(</m:t>
+              </m:r>
+              <m:r>
+                <m:t>i</m:t>
+              </m:r>
+              <m:r>
+                <m:rPr>
+                  <m:sty m:val="p"/>
+                </m:rPr>
+                <m:t>,</m:t>
+              </m:r>
+              <m:r>
+                <m:t>j</m:t>
+              </m:r>
+              <m:r>
+                <m:rPr>
+                  <m:sty m:val="p"/>
+                </m:rPr>
+                <m:t>)</m:t>
+              </m:r>
             </m:oMath>
             <w:r>
               <w:t xml:space="preserve">th entry of your matrix, that is the number in the</w:t>
@@ -749,69 +751,73 @@
                 </m:rPr>
                 <m:t>=</m:t>
               </m:r>
-              <m:d>
-                <m:dPr>
-                  <m:begChr m:val="["/>
-                  <m:sepChr m:val=""/>
-                  <m:endChr m:val="]"/>
-                  <m:grow/>
-                </m:dPr>
+              <m:r>
+                <m:rPr>
+                  <m:sty m:val="p"/>
+                </m:rPr>
+                <m:t>[</m:t>
+              </m:r>
+              <m:sSub>
                 <m:e>
-                  <m:sSub>
-                    <m:e>
-                      <m:r>
-                        <m:t>a</m:t>
-                      </m:r>
-                    </m:e>
-                    <m:sub>
-                      <m:r>
-                        <m:t>i</m:t>
-                      </m:r>
-                      <m:r>
-                        <m:t>j</m:t>
-                      </m:r>
-                    </m:sub>
-                  </m:sSub>
+                  <m:r>
+                    <m:t>a</m:t>
+                  </m:r>
                 </m:e>
-              </m:d>
-            </m:oMath>
-            <w:r>
-              <w:t xml:space="preserve">.</w:t>
-            </w:r>
-          </w:p>
-          <w:p>
-            <w:pPr>
-              <w:pStyle w:val="BodyText"/>
-            </w:pPr>
-            <w:r>
-              <w:t xml:space="preserve">You can specify the</w:t>
-            </w:r>
-            <w:r>
-              <w:t xml:space="preserve"> </w:t>
-            </w:r>
-            <m:oMath>
-              <m:d>
-                <m:dPr>
-                  <m:begChr m:val="("/>
-                  <m:sepChr m:val=""/>
-                  <m:endChr m:val=")"/>
-                  <m:grow/>
-                </m:dPr>
-                <m:e>
+                <m:sub>
                   <m:r>
                     <m:t>i</m:t>
                   </m:r>
                   <m:r>
-                    <m:rPr>
-                      <m:sty m:val="p"/>
-                    </m:rPr>
-                    <m:t>,</m:t>
-                  </m:r>
-                  <m:r>
                     <m:t>j</m:t>
                   </m:r>
-                </m:e>
-              </m:d>
+                </m:sub>
+              </m:sSub>
+              <m:r>
+                <m:rPr>
+                  <m:sty m:val="p"/>
+                </m:rPr>
+                <m:t>]</m:t>
+              </m:r>
+            </m:oMath>
+            <w:r>
+              <w:t xml:space="preserve">.</w:t>
+            </w:r>
+          </w:p>
+          <w:p>
+            <w:pPr>
+              <w:pStyle w:val="BodyText"/>
+            </w:pPr>
+            <w:r>
+              <w:t xml:space="preserve">You can specify the</w:t>
+            </w:r>
+            <w:r>
+              <w:t xml:space="preserve"> </w:t>
+            </w:r>
+            <m:oMath>
+              <m:r>
+                <m:rPr>
+                  <m:sty m:val="p"/>
+                </m:rPr>
+                <m:t>(</m:t>
+              </m:r>
+              <m:r>
+                <m:t>i</m:t>
+              </m:r>
+              <m:r>
+                <m:rPr>
+                  <m:sty m:val="p"/>
+                </m:rPr>
+                <m:t>,</m:t>
+              </m:r>
+              <m:r>
+                <m:t>j</m:t>
+              </m:r>
+              <m:r>
+                <m:rPr>
+                  <m:sty m:val="p"/>
+                </m:rPr>
+                <m:t>)</m:t>
+              </m:r>
             </m:oMath>
             <w:r>
               <w:t xml:space="preserve">th entry</w:t>
@@ -860,21 +866,23 @@
               <w:t xml:space="preserve"> </w:t>
             </w:r>
             <m:oMath>
+              <m:r>
+                <m:rPr>
+                  <m:sty m:val="p"/>
+                </m:rPr>
+                <m:t>[</m:t>
+              </m:r>
+              <m:r>
+                <m:t>A</m:t>
+              </m:r>
               <m:sSub>
                 <m:e>
-                  <m:d>
-                    <m:dPr>
-                      <m:begChr m:val="["/>
-                      <m:sepChr m:val=""/>
-                      <m:endChr m:val="]"/>
-                      <m:grow/>
-                    </m:dPr>
-                    <m:e>
-                      <m:r>
-                        <m:t>A</m:t>
-                      </m:r>
-                    </m:e>
-                  </m:d>
+                  <m:r>
+                    <m:rPr>
+                      <m:sty m:val="p"/>
+                    </m:rPr>
+                    <m:t>]</m:t>
+                  </m:r>
                 </m:e>
                 <m:sub>
                   <m:r>
@@ -964,18 +972,18 @@
                 <wp:inline>
                   <wp:extent cx="152400" cy="152400"/>
                   <wp:effectExtent b="0" l="0" r="0" t="0"/>
-                  <wp:docPr descr="" title="" id="26" name="Picture"/>
+                  <wp:docPr descr="" title="" id="15" name="Picture"/>
                   <a:graphic>
                     <a:graphicData uri="http://schemas.openxmlformats.org/drawingml/2006/picture">
                       <pic:pic>
                         <pic:nvPicPr>
-                          <pic:cNvPr descr="/Applications/quarto/share/formats/docx/tip.png" id="27" name="Picture"/>
+                          <pic:cNvPr descr="/Applications/quarto/share/formats/docx/tip.png" id="16" name="Picture"/>
                           <pic:cNvPicPr>
                             <a:picLocks noChangeArrowheads="1" noChangeAspect="1"/>
                           </pic:cNvPicPr>
                         </pic:nvPicPr>
                         <pic:blipFill>
-                          <a:blip r:embed="rId25"/>
+                          <a:blip r:embed="rId14"/>
                           <a:stretch>
                             <a:fillRect/>
                           </a:stretch>
@@ -1037,7 +1045,7 @@
             <w:r>
               <w:t xml:space="preserve"> </w:t>
             </w:r>
-            <w:hyperlink r:id="rId28">
+            <w:hyperlink r:id="rId17">
               <w:r>
                 <w:rPr>
                   <w:rStyle w:val="Hyperlink"/>
@@ -1112,18 +1120,18 @@
                 <wp:inline>
                   <wp:extent cx="152400" cy="152400"/>
                   <wp:effectExtent b="0" l="0" r="0" t="0"/>
-                  <wp:docPr descr="" title="" id="29" name="Picture"/>
+                  <wp:docPr descr="" title="" id="18" name="Picture"/>
                   <a:graphic>
                     <a:graphicData uri="http://schemas.openxmlformats.org/drawingml/2006/picture">
                       <pic:pic>
                         <pic:nvPicPr>
-                          <pic:cNvPr descr="/Applications/quarto/share/formats/docx/note.png" id="30" name="Picture"/>
+                          <pic:cNvPr descr="/Applications/quarto/share/formats/docx/note.png" id="19" name="Picture"/>
                           <pic:cNvPicPr>
                             <a:picLocks noChangeArrowheads="1" noChangeAspect="1"/>
                           </pic:cNvPicPr>
                         </pic:nvPicPr>
                         <pic:blipFill>
-                          <a:blip r:embed="rId22"/>
+                          <a:blip r:embed="rId11"/>
                           <a:stretch>
                             <a:fillRect/>
                           </a:stretch>
@@ -1289,8 +1297,8 @@
                 <m:r>
                   <m:rPr>
                     <m:nor/>
+                    <m:scr m:val="sans-serif"/>
                     <m:sty m:val="p"/>
-                    <m:scr m:val="sans-serif"/>
                   </m:rPr>
                   <m:t>and</m:t>
                 </m:r>
@@ -1459,21 +1467,23 @@
                 </m:rPr>
                 <m:t>=</m:t>
               </m:r>
+              <m:r>
+                <m:rPr>
+                  <m:sty m:val="p"/>
+                </m:rPr>
+                <m:t>[</m:t>
+              </m:r>
+              <m:r>
+                <m:t>A</m:t>
+              </m:r>
               <m:sSub>
                 <m:e>
-                  <m:d>
-                    <m:dPr>
-                      <m:begChr m:val="["/>
-                      <m:sepChr m:val=""/>
-                      <m:endChr m:val="]"/>
-                      <m:grow/>
-                    </m:dPr>
-                    <m:e>
-                      <m:r>
-                        <m:t>A</m:t>
-                      </m:r>
-                    </m:e>
-                  </m:d>
+                  <m:r>
+                    <m:rPr>
+                      <m:sty m:val="p"/>
+                    </m:rPr>
+                    <m:t>]</m:t>
+                  </m:r>
                 </m:e>
                 <m:sub>
                   <m:r>
@@ -1518,21 +1528,23 @@
                 </m:rPr>
                 <m:t>=</m:t>
               </m:r>
+              <m:r>
+                <m:rPr>
+                  <m:sty m:val="p"/>
+                </m:rPr>
+                <m:t>[</m:t>
+              </m:r>
+              <m:r>
+                <m:t>A</m:t>
+              </m:r>
               <m:sSub>
                 <m:e>
-                  <m:d>
-                    <m:dPr>
-                      <m:begChr m:val="["/>
-                      <m:sepChr m:val=""/>
-                      <m:endChr m:val="]"/>
-                      <m:grow/>
-                    </m:dPr>
-                    <m:e>
-                      <m:r>
-                        <m:t>A</m:t>
-                      </m:r>
-                    </m:e>
-                  </m:d>
+                  <m:r>
+                    <m:rPr>
+                      <m:sty m:val="p"/>
+                    </m:rPr>
+                    <m:t>]</m:t>
+                  </m:r>
                 </m:e>
                 <m:sub>
                   <m:r>
@@ -1684,21 +1696,23 @@
                 </m:rPr>
                 <m:t>=</m:t>
               </m:r>
+              <m:r>
+                <m:rPr>
+                  <m:sty m:val="p"/>
+                </m:rPr>
+                <m:t>[</m:t>
+              </m:r>
+              <m:r>
+                <m:t>B</m:t>
+              </m:r>
               <m:sSub>
                 <m:e>
-                  <m:d>
-                    <m:dPr>
-                      <m:begChr m:val="["/>
-                      <m:sepChr m:val=""/>
-                      <m:endChr m:val="]"/>
-                      <m:grow/>
-                    </m:dPr>
-                    <m:e>
-                      <m:r>
-                        <m:t>B</m:t>
-                      </m:r>
-                    </m:e>
-                  </m:d>
+                  <m:r>
+                    <m:rPr>
+                      <m:sty m:val="p"/>
+                    </m:rPr>
+                    <m:t>]</m:t>
+                  </m:r>
                 </m:e>
                 <m:sub>
                   <m:r>
@@ -1752,21 +1766,23 @@
                 </m:rPr>
                 <m:t>=</m:t>
               </m:r>
+              <m:r>
+                <m:rPr>
+                  <m:sty m:val="p"/>
+                </m:rPr>
+                <m:t>[</m:t>
+              </m:r>
+              <m:r>
+                <m:t>B</m:t>
+              </m:r>
               <m:sSub>
                 <m:e>
-                  <m:d>
-                    <m:dPr>
-                      <m:begChr m:val="["/>
-                      <m:sepChr m:val=""/>
-                      <m:endChr m:val="]"/>
-                      <m:grow/>
-                    </m:dPr>
-                    <m:e>
-                      <m:r>
-                        <m:t>B</m:t>
-                      </m:r>
-                    </m:e>
-                  </m:d>
+                  <m:r>
+                    <m:rPr>
+                      <m:sty m:val="p"/>
+                    </m:rPr>
+                    <m:t>]</m:t>
+                  </m:r>
                 </m:e>
                 <m:sub>
                   <m:r>
@@ -1896,8 +1912,8 @@
                 <m:r>
                   <m:rPr>
                     <m:nor/>
+                    <m:scr m:val="sans-serif"/>
                     <m:sty m:val="p"/>
-                    <m:scr m:val="sans-serif"/>
                   </m:rPr>
                   <m:t> and </m:t>
                 </m:r>
@@ -2274,7 +2290,7 @@
       <w:r>
         <w:t xml:space="preserve"> </w:t>
       </w:r>
-      <w:hyperlink r:id="rId31">
+      <w:hyperlink r:id="rId20">
         <w:r>
           <w:rPr>
             <w:rStyle w:val="Hyperlink"/>
@@ -2348,18 +2364,18 @@
                 <wp:inline>
                   <wp:extent cx="152400" cy="152400"/>
                   <wp:effectExtent b="0" l="0" r="0" t="0"/>
-                  <wp:docPr descr="" title="" id="32" name="Picture"/>
+                  <wp:docPr descr="" title="" id="21" name="Picture"/>
                   <a:graphic>
                     <a:graphicData uri="http://schemas.openxmlformats.org/drawingml/2006/picture">
                       <pic:pic>
                         <pic:nvPicPr>
-                          <pic:cNvPr descr="/Applications/quarto/share/formats/docx/note.png" id="33" name="Picture"/>
+                          <pic:cNvPr descr="/Applications/quarto/share/formats/docx/note.png" id="22" name="Picture"/>
                           <pic:cNvPicPr>
                             <a:picLocks noChangeArrowheads="1" noChangeAspect="1"/>
                           </pic:cNvPicPr>
                         </pic:nvPicPr>
                         <pic:blipFill>
-                          <a:blip r:embed="rId22"/>
+                          <a:blip r:embed="rId11"/>
                           <a:stretch>
                             <a:fillRect/>
                           </a:stretch>
@@ -2454,31 +2470,33 @@
                 </m:rPr>
                 <m:t>=</m:t>
               </m:r>
-              <m:d>
-                <m:dPr>
-                  <m:begChr m:val="["/>
-                  <m:sepChr m:val=""/>
-                  <m:endChr m:val="]"/>
-                  <m:grow/>
-                </m:dPr>
+              <m:r>
+                <m:rPr>
+                  <m:sty m:val="p"/>
+                </m:rPr>
+                <m:t>[</m:t>
+              </m:r>
+              <m:sSub>
                 <m:e>
-                  <m:sSub>
-                    <m:e>
-                      <m:r>
-                        <m:t>a</m:t>
-                      </m:r>
-                    </m:e>
-                    <m:sub>
-                      <m:r>
-                        <m:t>i</m:t>
-                      </m:r>
-                      <m:r>
-                        <m:t>j</m:t>
-                      </m:r>
-                    </m:sub>
-                  </m:sSub>
+                  <m:r>
+                    <m:t>a</m:t>
+                  </m:r>
                 </m:e>
-              </m:d>
+                <m:sub>
+                  <m:r>
+                    <m:t>i</m:t>
+                  </m:r>
+                  <m:r>
+                    <m:t>j</m:t>
+                  </m:r>
+                </m:sub>
+              </m:sSub>
+              <m:r>
+                <m:rPr>
+                  <m:sty m:val="p"/>
+                </m:rPr>
+                <m:t>]</m:t>
+              </m:r>
             </m:oMath>
             <w:r>
               <w:t xml:space="preserve">, the entries</w:t>
@@ -2716,103 +2734,107 @@
                 <m:r>
                   <m:rPr>
                     <m:nor/>
+                    <m:scr m:val="sans-serif"/>
                     <m:sty m:val="p"/>
-                    <m:scr m:val="sans-serif"/>
                   </m:rPr>
                   <m:t>diag</m:t>
                 </m:r>
-                <m:d>
-                  <m:dPr>
-                    <m:begChr m:val="("/>
-                    <m:sepChr m:val=""/>
-                    <m:endChr m:val=")"/>
-                    <m:grow/>
-                  </m:dPr>
-                  <m:e>
-                    <m:r>
-                      <m:t>A</m:t>
-                    </m:r>
-                  </m:e>
-                </m:d>
+                <m:r>
+                  <m:rPr>
+                    <m:sty m:val="p"/>
+                  </m:rPr>
+                  <m:t>(</m:t>
+                </m:r>
+                <m:r>
+                  <m:t>A</m:t>
+                </m:r>
+                <m:r>
+                  <m:rPr>
+                    <m:sty m:val="p"/>
+                  </m:rPr>
+                  <m:t>)</m:t>
+                </m:r>
                 <m:r>
                   <m:rPr>
                     <m:sty m:val="p"/>
                   </m:rPr>
                   <m:t>=</m:t>
                 </m:r>
-                <m:d>
-                  <m:dPr>
-                    <m:begChr m:val="("/>
-                    <m:sepChr m:val=""/>
-                    <m:endChr m:val=")"/>
-                    <m:grow/>
-                  </m:dPr>
+                <m:r>
+                  <m:rPr>
+                    <m:sty m:val="p"/>
+                  </m:rPr>
+                  <m:t>(</m:t>
+                </m:r>
+                <m:sSub>
                   <m:e>
-                    <m:sSub>
-                      <m:e>
-                        <m:r>
-                          <m:t>a</m:t>
-                        </m:r>
-                      </m:e>
-                      <m:sub>
-                        <m:r>
-                          <m:t>11</m:t>
-                        </m:r>
-                      </m:sub>
-                    </m:sSub>
                     <m:r>
-                      <m:rPr>
-                        <m:sty m:val="p"/>
-                      </m:rPr>
-                      <m:t>,</m:t>
+                      <m:t>a</m:t>
                     </m:r>
-                    <m:sSub>
-                      <m:e>
-                        <m:r>
-                          <m:t>a</m:t>
-                        </m:r>
-                      </m:e>
-                      <m:sub>
-                        <m:r>
-                          <m:t>22</m:t>
-                        </m:r>
-                      </m:sub>
-                    </m:sSub>
+                  </m:e>
+                  <m:sub>
                     <m:r>
-                      <m:rPr>
-                        <m:sty m:val="p"/>
-                      </m:rPr>
-                      <m:t>,</m:t>
+                      <m:t>11</m:t>
+                    </m:r>
+                  </m:sub>
+                </m:sSub>
+                <m:r>
+                  <m:rPr>
+                    <m:sty m:val="p"/>
+                  </m:rPr>
+                  <m:t>,</m:t>
+                </m:r>
+                <m:sSub>
+                  <m:e>
+                    <m:r>
+                      <m:t>a</m:t>
+                    </m:r>
+                  </m:e>
+                  <m:sub>
+                    <m:r>
+                      <m:t>22</m:t>
+                    </m:r>
+                  </m:sub>
+                </m:sSub>
+                <m:r>
+                  <m:rPr>
+                    <m:sty m:val="p"/>
+                  </m:rPr>
+                  <m:t>,</m:t>
+                </m:r>
+                <m:r>
+                  <m:rPr>
+                    <m:sty m:val="p"/>
+                  </m:rPr>
+                  <m:t>…</m:t>
+                </m:r>
+                <m:r>
+                  <m:rPr>
+                    <m:sty m:val="p"/>
+                  </m:rPr>
+                  <m:t>,</m:t>
+                </m:r>
+                <m:sSub>
+                  <m:e>
+                    <m:r>
+                      <m:t>a</m:t>
+                    </m:r>
+                  </m:e>
+                  <m:sub>
+                    <m:r>
+                      <m:t>k</m:t>
                     </m:r>
                     <m:r>
-                      <m:rPr>
-                        <m:sty m:val="p"/>
-                      </m:rPr>
-                      <m:t>…</m:t>
+                      <m:t>k</m:t>
                     </m:r>
-                    <m:r>
-                      <m:rPr>
-                        <m:sty m:val="p"/>
-                      </m:rPr>
-                      <m:t>,</m:t>
-                    </m:r>
-                    <m:sSub>
-                      <m:e>
-                        <m:r>
-                          <m:t>a</m:t>
-                        </m:r>
-                      </m:e>
-                      <m:sub>
-                        <m:r>
-                          <m:t>k</m:t>
-                        </m:r>
-                        <m:r>
-                          <m:t>k</m:t>
-                        </m:r>
-                      </m:sub>
-                    </m:sSub>
-                  </m:e>
-                </m:d>
+                  </m:sub>
+                </m:sSub>
+                <m:r>
+                  <m:rPr>
+                    <m:sty m:val="p"/>
+                  </m:rPr>
+                  <m:t>)</m:t>
+                </m:r>
               </m:oMath>
             </m:oMathPara>
           </w:p>
@@ -2880,18 +2902,18 @@
                 <wp:inline>
                   <wp:extent cx="152400" cy="152400"/>
                   <wp:effectExtent b="0" l="0" r="0" t="0"/>
-                  <wp:docPr descr="" title="" id="35" name="Picture"/>
+                  <wp:docPr descr="" title="" id="24" name="Picture"/>
                   <a:graphic>
                     <a:graphicData uri="http://schemas.openxmlformats.org/drawingml/2006/picture">
                       <pic:pic>
                         <pic:nvPicPr>
-                          <pic:cNvPr descr="/Applications/quarto/share/formats/docx/warning.png" id="36" name="Picture"/>
+                          <pic:cNvPr descr="/Applications/quarto/share/formats/docx/warning.png" id="25" name="Picture"/>
                           <pic:cNvPicPr>
                             <a:picLocks noChangeArrowheads="1" noChangeAspect="1"/>
                           </pic:cNvPicPr>
                         </pic:nvPicPr>
                         <pic:blipFill>
-                          <a:blip r:embed="rId34"/>
+                          <a:blip r:embed="rId23"/>
                           <a:stretch>
                             <a:fillRect/>
                           </a:stretch>
@@ -2951,103 +2973,107 @@
               <m:r>
                 <m:rPr>
                   <m:nor/>
+                  <m:scr m:val="sans-serif"/>
                   <m:sty m:val="p"/>
-                  <m:scr m:val="sans-serif"/>
                 </m:rPr>
                 <m:t>diag</m:t>
               </m:r>
-              <m:d>
-                <m:dPr>
-                  <m:begChr m:val="("/>
-                  <m:sepChr m:val=""/>
-                  <m:endChr m:val=")"/>
-                  <m:grow/>
-                </m:dPr>
-                <m:e>
-                  <m:r>
-                    <m:t>A</m:t>
-                  </m:r>
-                </m:e>
-              </m:d>
+              <m:r>
+                <m:rPr>
+                  <m:sty m:val="p"/>
+                </m:rPr>
+                <m:t>(</m:t>
+              </m:r>
+              <m:r>
+                <m:t>A</m:t>
+              </m:r>
+              <m:r>
+                <m:rPr>
+                  <m:sty m:val="p"/>
+                </m:rPr>
+                <m:t>)</m:t>
+              </m:r>
               <m:r>
                 <m:rPr>
                   <m:sty m:val="p"/>
                 </m:rPr>
                 <m:t>=</m:t>
               </m:r>
-              <m:d>
-                <m:dPr>
-                  <m:begChr m:val="("/>
-                  <m:sepChr m:val=""/>
-                  <m:endChr m:val=")"/>
-                  <m:grow/>
-                </m:dPr>
+              <m:r>
+                <m:rPr>
+                  <m:sty m:val="p"/>
+                </m:rPr>
+                <m:t>(</m:t>
+              </m:r>
+              <m:sSub>
                 <m:e>
-                  <m:sSub>
-                    <m:e>
-                      <m:r>
-                        <m:t>a</m:t>
-                      </m:r>
-                    </m:e>
-                    <m:sub>
-                      <m:r>
-                        <m:t>11</m:t>
-                      </m:r>
-                    </m:sub>
-                  </m:sSub>
                   <m:r>
-                    <m:rPr>
-                      <m:sty m:val="p"/>
-                    </m:rPr>
-                    <m:t>,</m:t>
+                    <m:t>a</m:t>
                   </m:r>
-                  <m:sSub>
-                    <m:e>
-                      <m:r>
-                        <m:t>a</m:t>
-                      </m:r>
-                    </m:e>
-                    <m:sub>
-                      <m:r>
-                        <m:t>22</m:t>
-                      </m:r>
-                    </m:sub>
-                  </m:sSub>
+                </m:e>
+                <m:sub>
                   <m:r>
-                    <m:rPr>
-                      <m:sty m:val="p"/>
-                    </m:rPr>
-                    <m:t>,</m:t>
+                    <m:t>11</m:t>
+                  </m:r>
+                </m:sub>
+              </m:sSub>
+              <m:r>
+                <m:rPr>
+                  <m:sty m:val="p"/>
+                </m:rPr>
+                <m:t>,</m:t>
+              </m:r>
+              <m:sSub>
+                <m:e>
+                  <m:r>
+                    <m:t>a</m:t>
+                  </m:r>
+                </m:e>
+                <m:sub>
+                  <m:r>
+                    <m:t>22</m:t>
+                  </m:r>
+                </m:sub>
+              </m:sSub>
+              <m:r>
+                <m:rPr>
+                  <m:sty m:val="p"/>
+                </m:rPr>
+                <m:t>,</m:t>
+              </m:r>
+              <m:r>
+                <m:rPr>
+                  <m:sty m:val="p"/>
+                </m:rPr>
+                <m:t>…</m:t>
+              </m:r>
+              <m:r>
+                <m:rPr>
+                  <m:sty m:val="p"/>
+                </m:rPr>
+                <m:t>,</m:t>
+              </m:r>
+              <m:sSub>
+                <m:e>
+                  <m:r>
+                    <m:t>a</m:t>
+                  </m:r>
+                </m:e>
+                <m:sub>
+                  <m:r>
+                    <m:t>n</m:t>
                   </m:r>
                   <m:r>
-                    <m:rPr>
-                      <m:sty m:val="p"/>
-                    </m:rPr>
-                    <m:t>…</m:t>
+                    <m:t>n</m:t>
                   </m:r>
-                  <m:r>
-                    <m:rPr>
-                      <m:sty m:val="p"/>
-                    </m:rPr>
-                    <m:t>,</m:t>
-                  </m:r>
-                  <m:sSub>
-                    <m:e>
-                      <m:r>
-                        <m:t>a</m:t>
-                      </m:r>
-                    </m:e>
-                    <m:sub>
-                      <m:r>
-                        <m:t>n</m:t>
-                      </m:r>
-                      <m:r>
-                        <m:t>n</m:t>
-                      </m:r>
-                    </m:sub>
-                  </m:sSub>
-                </m:e>
-              </m:d>
+                </m:sub>
+              </m:sSub>
+              <m:r>
+                <m:rPr>
+                  <m:sty m:val="p"/>
+                </m:rPr>
+                <m:t>)</m:t>
+              </m:r>
             </m:oMath>
             <w:r>
               <w:t xml:space="preserve"> </w:t>
@@ -3124,18 +3150,18 @@
                 <wp:inline>
                   <wp:extent cx="152400" cy="152400"/>
                   <wp:effectExtent b="0" l="0" r="0" t="0"/>
-                  <wp:docPr descr="" title="" id="37" name="Picture"/>
+                  <wp:docPr descr="" title="" id="26" name="Picture"/>
                   <a:graphic>
                     <a:graphicData uri="http://schemas.openxmlformats.org/drawingml/2006/picture">
                       <pic:pic>
                         <pic:nvPicPr>
-                          <pic:cNvPr descr="/Applications/quarto/share/formats/docx/note.png" id="38" name="Picture"/>
+                          <pic:cNvPr descr="/Applications/quarto/share/formats/docx/note.png" id="27" name="Picture"/>
                           <pic:cNvPicPr>
                             <a:picLocks noChangeArrowheads="1" noChangeAspect="1"/>
                           </pic:cNvPicPr>
                         </pic:nvPicPr>
                         <pic:blipFill>
-                          <a:blip r:embed="rId22"/>
+                          <a:blip r:embed="rId11"/>
                           <a:stretch>
                             <a:fillRect/>
                           </a:stretch>
@@ -3298,98 +3324,104 @@
               <m:r>
                 <m:rPr>
                   <m:nor/>
+                  <m:scr m:val="sans-serif"/>
                   <m:sty m:val="p"/>
-                  <m:scr m:val="sans-serif"/>
                 </m:rPr>
                 <m:t>diag</m:t>
               </m:r>
-              <m:d>
-                <m:dPr>
-                  <m:begChr m:val="("/>
-                  <m:sepChr m:val=""/>
-                  <m:endChr m:val=")"/>
-                  <m:grow/>
-                </m:dPr>
-                <m:e>
-                  <m:r>
-                    <m:t>A</m:t>
-                  </m:r>
-                </m:e>
-              </m:d>
+              <m:r>
+                <m:rPr>
+                  <m:sty m:val="p"/>
+                </m:rPr>
+                <m:t>(</m:t>
+              </m:r>
+              <m:r>
+                <m:t>A</m:t>
+              </m:r>
+              <m:r>
+                <m:rPr>
+                  <m:sty m:val="p"/>
+                </m:rPr>
+                <m:t>)</m:t>
+              </m:r>
               <m:r>
                 <m:rPr>
                   <m:sty m:val="p"/>
                 </m:rPr>
                 <m:t>=</m:t>
               </m:r>
-              <m:d>
-                <m:dPr>
-                  <m:begChr m:val="("/>
-                  <m:sepChr m:val=""/>
-                  <m:endChr m:val=")"/>
-                  <m:grow/>
-                </m:dPr>
+              <m:r>
+                <m:rPr>
+                  <m:sty m:val="p"/>
+                </m:rPr>
+                <m:t>(</m:t>
+              </m:r>
+              <m:sSub>
                 <m:e>
-                  <m:sSub>
-                    <m:e>
-                      <m:r>
-                        <m:t>a</m:t>
-                      </m:r>
-                    </m:e>
-                    <m:sub>
-                      <m:r>
-                        <m:t>11</m:t>
-                      </m:r>
-                    </m:sub>
-                  </m:sSub>
                   <m:r>
-                    <m:rPr>
-                      <m:sty m:val="p"/>
-                    </m:rPr>
-                    <m:t>,</m:t>
+                    <m:t>a</m:t>
                   </m:r>
-                  <m:sSub>
-                    <m:e>
-                      <m:r>
-                        <m:t>a</m:t>
-                      </m:r>
-                    </m:e>
-                    <m:sub>
-                      <m:r>
-                        <m:t>22</m:t>
-                      </m:r>
-                    </m:sub>
-                  </m:sSub>
                 </m:e>
-              </m:d>
+                <m:sub>
+                  <m:r>
+                    <m:t>11</m:t>
+                  </m:r>
+                </m:sub>
+              </m:sSub>
+              <m:r>
+                <m:rPr>
+                  <m:sty m:val="p"/>
+                </m:rPr>
+                <m:t>,</m:t>
+              </m:r>
+              <m:sSub>
+                <m:e>
+                  <m:r>
+                    <m:t>a</m:t>
+                  </m:r>
+                </m:e>
+                <m:sub>
+                  <m:r>
+                    <m:t>22</m:t>
+                  </m:r>
+                </m:sub>
+              </m:sSub>
+              <m:r>
+                <m:rPr>
+                  <m:sty m:val="p"/>
+                </m:rPr>
+                <m:t>)</m:t>
+              </m:r>
               <m:r>
                 <m:rPr>
                   <m:sty m:val="p"/>
                 </m:rPr>
                 <m:t>=</m:t>
               </m:r>
-              <m:d>
-                <m:dPr>
-                  <m:begChr m:val="("/>
-                  <m:sepChr m:val=""/>
-                  <m:endChr m:val=")"/>
-                  <m:grow/>
-                </m:dPr>
-                <m:e>
-                  <m:r>
-                    <m:t>0</m:t>
-                  </m:r>
-                  <m:r>
-                    <m:rPr>
-                      <m:sty m:val="p"/>
-                    </m:rPr>
-                    <m:t>,</m:t>
-                  </m:r>
-                  <m:r>
-                    <m:t>5</m:t>
-                  </m:r>
-                </m:e>
-              </m:d>
+              <m:r>
+                <m:rPr>
+                  <m:sty m:val="p"/>
+                </m:rPr>
+                <m:t>(</m:t>
+              </m:r>
+              <m:r>
+                <m:t>0</m:t>
+              </m:r>
+              <m:r>
+                <m:rPr>
+                  <m:sty m:val="p"/>
+                </m:rPr>
+                <m:t>,</m:t>
+              </m:r>
+              <m:r>
+                <m:t>5</m:t>
+              </m:r>
+              <m:r>
+                <m:rPr>
+                  <m:sty m:val="p"/>
+                </m:rPr>
+                <m:t>)</m:t>
+              </m:r>
             </m:oMath>
             <w:r>
               <w:t xml:space="preserve">. You can see these entries highlighted in bold below:</w:t>
@@ -3611,77 +3643,83 @@
               <m:r>
                 <m:rPr>
                   <m:nor/>
+                  <m:scr m:val="sans-serif"/>
                   <m:sty m:val="p"/>
-                  <m:scr m:val="sans-serif"/>
                 </m:rPr>
                 <m:t>diag</m:t>
               </m:r>
-              <m:d>
-                <m:dPr>
-                  <m:begChr m:val="("/>
-                  <m:sepChr m:val=""/>
-                  <m:endChr m:val=")"/>
-                  <m:grow/>
-                </m:dPr>
-                <m:e>
-                  <m:r>
-                    <m:t>B</m:t>
-                  </m:r>
-                </m:e>
-              </m:d>
+              <m:r>
+                <m:rPr>
+                  <m:sty m:val="p"/>
+                </m:rPr>
+                <m:t>(</m:t>
+              </m:r>
+              <m:r>
+                <m:t>B</m:t>
+              </m:r>
+              <m:r>
+                <m:rPr>
+                  <m:sty m:val="p"/>
+                </m:rPr>
+                <m:t>)</m:t>
+              </m:r>
               <m:r>
                 <m:rPr>
                   <m:sty m:val="p"/>
                 </m:rPr>
                 <m:t>=</m:t>
               </m:r>
-              <m:d>
-                <m:dPr>
-                  <m:begChr m:val="("/>
-                  <m:sepChr m:val=""/>
-                  <m:endChr m:val=")"/>
-                  <m:grow/>
-                </m:dPr>
+              <m:r>
+                <m:rPr>
+                  <m:sty m:val="p"/>
+                </m:rPr>
+                <m:t>(</m:t>
+              </m:r>
+              <m:sSub>
                 <m:e>
-                  <m:sSub>
-                    <m:e>
-                      <m:r>
-                        <m:t>b</m:t>
-                      </m:r>
-                    </m:e>
-                    <m:sub>
-                      <m:r>
-                        <m:t>11</m:t>
-                      </m:r>
-                    </m:sub>
-                  </m:sSub>
+                  <m:r>
+                    <m:t>b</m:t>
+                  </m:r>
                 </m:e>
-              </m:d>
+                <m:sub>
+                  <m:r>
+                    <m:t>11</m:t>
+                  </m:r>
+                </m:sub>
+              </m:sSub>
+              <m:r>
+                <m:rPr>
+                  <m:sty m:val="p"/>
+                </m:rPr>
+                <m:t>)</m:t>
+              </m:r>
               <m:r>
                 <m:rPr>
                   <m:sty m:val="p"/>
                 </m:rPr>
                 <m:t>=</m:t>
               </m:r>
-              <m:d>
-                <m:dPr>
-                  <m:begChr m:val="("/>
-                  <m:sepChr m:val=""/>
-                  <m:endChr m:val=")"/>
-                  <m:grow/>
-                </m:dPr>
-                <m:e>
-                  <m:r>
-                    <m:rPr>
-                      <m:sty m:val="p"/>
-                    </m:rPr>
-                    <m:t>−</m:t>
-                  </m:r>
-                  <m:r>
-                    <m:t>1</m:t>
-                  </m:r>
-                </m:e>
-              </m:d>
+              <m:r>
+                <m:rPr>
+                  <m:sty m:val="p"/>
+                </m:rPr>
+                <m:t>(</m:t>
+              </m:r>
+              <m:r>
+                <m:rPr>
+                  <m:sty m:val="p"/>
+                </m:rPr>
+                <m:t>−</m:t>
+              </m:r>
+              <m:r>
+                <m:t>1</m:t>
+              </m:r>
+              <m:r>
+                <m:rPr>
+                  <m:sty m:val="p"/>
+                </m:rPr>
+                <m:t>)</m:t>
+              </m:r>
             </m:oMath>
             <w:r>
               <w:t xml:space="preserve">. You can see this entry highlighted in bold below:</w:t>
@@ -3929,8 +3967,8 @@
                 <m:r>
                   <m:rPr>
                     <m:nor/>
+                    <m:scr m:val="sans-serif"/>
                     <m:sty m:val="p"/>
-                    <m:scr m:val="sans-serif"/>
                   </m:rPr>
                   <m:t> and </m:t>
                 </m:r>
@@ -4155,59 +4193,63 @@
                 <m:r>
                   <m:rPr>
                     <m:nor/>
+                    <m:scr m:val="sans-serif"/>
                     <m:sty m:val="p"/>
-                    <m:scr m:val="sans-serif"/>
                   </m:rPr>
                   <m:t>diag</m:t>
                 </m:r>
-                <m:d>
-                  <m:dPr>
-                    <m:begChr m:val="("/>
-                    <m:sepChr m:val=""/>
-                    <m:endChr m:val=")"/>
-                    <m:grow/>
-                  </m:dPr>
-                  <m:e>
-                    <m:r>
-                      <m:t>C</m:t>
-                    </m:r>
-                  </m:e>
-                </m:d>
+                <m:r>
+                  <m:rPr>
+                    <m:sty m:val="p"/>
+                  </m:rPr>
+                  <m:t>(</m:t>
+                </m:r>
+                <m:r>
+                  <m:t>C</m:t>
+                </m:r>
+                <m:r>
+                  <m:rPr>
+                    <m:sty m:val="p"/>
+                  </m:rPr>
+                  <m:t>)</m:t>
+                </m:r>
                 <m:r>
                   <m:rPr>
                     <m:sty m:val="p"/>
                   </m:rPr>
                   <m:t>=</m:t>
                 </m:r>
-                <m:d>
-                  <m:dPr>
-                    <m:begChr m:val="("/>
-                    <m:sepChr m:val=""/>
-                    <m:endChr m:val=")"/>
-                    <m:grow/>
-                  </m:dPr>
+                <m:r>
+                  <m:rPr>
+                    <m:sty m:val="p"/>
+                  </m:rPr>
+                  <m:t>(</m:t>
+                </m:r>
+                <m:rad>
+                  <m:radPr>
+                    <m:degHide m:val="on"/>
+                  </m:radPr>
+                  <m:deg/>
                   <m:e>
-                    <m:rad>
-                      <m:radPr>
-                        <m:degHide m:val="on"/>
-                      </m:radPr>
-                      <m:deg/>
-                      <m:e>
-                        <m:r>
-                          <m:t>2</m:t>
-                        </m:r>
-                      </m:e>
-                    </m:rad>
+                    <m:r>
+                      <m:t>2</m:t>
+                    </m:r>
                   </m:e>
-                </m:d>
+                </m:rad>
+                <m:r>
+                  <m:rPr>
+                    <m:sty m:val="p"/>
+                  </m:rPr>
+                  <m:t>)</m:t>
+                </m:r>
                 <m:r>
                   <m:t> </m:t>
                 </m:r>
                 <m:r>
                   <m:rPr>
                     <m:nor/>
+                    <m:scr m:val="sans-serif"/>
                     <m:sty m:val="p"/>
-                    <m:scr m:val="sans-serif"/>
                   </m:rPr>
                   <m:t>and</m:t>
                 </m:r>
@@ -4217,81 +4259,85 @@
                 <m:r>
                   <m:rPr>
                     <m:nor/>
+                    <m:scr m:val="sans-serif"/>
                     <m:sty m:val="p"/>
-                    <m:scr m:val="sans-serif"/>
                   </m:rPr>
                   <m:t>diag</m:t>
                 </m:r>
-                <m:d>
-                  <m:dPr>
-                    <m:begChr m:val="("/>
-                    <m:sepChr m:val=""/>
-                    <m:endChr m:val=")"/>
-                    <m:grow/>
-                  </m:dPr>
-                  <m:e>
-                    <m:r>
-                      <m:t>D</m:t>
-                    </m:r>
-                  </m:e>
-                </m:d>
+                <m:r>
+                  <m:rPr>
+                    <m:sty m:val="p"/>
+                  </m:rPr>
+                  <m:t>(</m:t>
+                </m:r>
+                <m:r>
+                  <m:t>D</m:t>
+                </m:r>
+                <m:r>
+                  <m:rPr>
+                    <m:sty m:val="p"/>
+                  </m:rPr>
+                  <m:t>)</m:t>
+                </m:r>
                 <m:r>
                   <m:rPr>
                     <m:sty m:val="p"/>
                   </m:rPr>
                   <m:t>=</m:t>
                 </m:r>
-                <m:d>
-                  <m:dPr>
-                    <m:begChr m:val="("/>
-                    <m:sepChr m:val=""/>
-                    <m:endChr m:val=")"/>
-                    <m:grow/>
-                  </m:dPr>
+                <m:r>
+                  <m:rPr>
+                    <m:sty m:val="p"/>
+                  </m:rPr>
+                  <m:t>(</m:t>
+                </m:r>
+                <m:r>
+                  <m:rPr>
+                    <m:sty m:val="p"/>
+                  </m:rPr>
+                  <m:t>−</m:t>
+                </m:r>
+                <m:r>
+                  <m:t>5</m:t>
+                </m:r>
+                <m:r>
+                  <m:rPr>
+                    <m:sty m:val="p"/>
+                  </m:rPr>
+                  <m:t>,</m:t>
+                </m:r>
+                <m:r>
+                  <m:t>7</m:t>
+                </m:r>
+                <m:r>
+                  <m:rPr>
+                    <m:sty m:val="p"/>
+                  </m:rPr>
+                  <m:t>,</m:t>
+                </m:r>
+                <m:r>
+                  <m:rPr>
+                    <m:sty m:val="p"/>
+                  </m:rPr>
+                  <m:t>−</m:t>
+                </m:r>
+                <m:rad>
+                  <m:radPr>
+                    <m:degHide m:val="on"/>
+                  </m:radPr>
+                  <m:deg/>
                   <m:e>
                     <m:r>
-                      <m:rPr>
-                        <m:sty m:val="p"/>
-                      </m:rPr>
-                      <m:t>−</m:t>
+                      <m:t>3</m:t>
                     </m:r>
-                    <m:r>
-                      <m:t>5</m:t>
-                    </m:r>
-                    <m:r>
-                      <m:rPr>
-                        <m:sty m:val="p"/>
-                      </m:rPr>
-                      <m:t>,</m:t>
-                    </m:r>
-                    <m:r>
-                      <m:t>7</m:t>
-                    </m:r>
-                    <m:r>
-                      <m:rPr>
-                        <m:sty m:val="p"/>
-                      </m:rPr>
-                      <m:t>,</m:t>
-                    </m:r>
-                    <m:r>
-                      <m:rPr>
-                        <m:sty m:val="p"/>
-                      </m:rPr>
-                      <m:t>−</m:t>
-                    </m:r>
-                    <m:rad>
-                      <m:radPr>
-                        <m:degHide m:val="on"/>
-                      </m:radPr>
-                      <m:deg/>
-                      <m:e>
-                        <m:r>
-                          <m:t>3</m:t>
-                        </m:r>
-                      </m:e>
-                    </m:rad>
                   </m:e>
-                </m:d>
+                </m:rad>
+                <m:r>
+                  <m:rPr>
+                    <m:sty m:val="p"/>
+                  </m:rPr>
+                  <m:t>)</m:t>
+                </m:r>
                 <m:r>
                   <m:rPr>
                     <m:sty m:val="p"/>
@@ -4304,8 +4350,8 @@
         </w:tc>
       </w:tr>
     </w:tbl>
-    <w:bookmarkEnd w:id="39"/>
-    <w:bookmarkStart w:id="74" w:name="special-matrices"/>
+    <w:bookmarkEnd w:id="28"/>
+    <w:bookmarkStart w:id="63" w:name="special-matrices"/>
     <w:p>
       <w:pPr>
         <w:pStyle w:val="Heading1"/>
@@ -4322,7 +4368,7 @@
         <w:t xml:space="preserve">There are special matrices that often appear in mathematics and statistics.</w:t>
       </w:r>
     </w:p>
-    <w:bookmarkStart w:id="48" w:name="zero-matrix"/>
+    <w:bookmarkStart w:id="37" w:name="zero-matrix"/>
     <w:p>
       <w:pPr>
         <w:pStyle w:val="Heading2"/>
@@ -4393,18 +4439,18 @@
                 <wp:inline>
                   <wp:extent cx="152400" cy="152400"/>
                   <wp:effectExtent b="0" l="0" r="0" t="0"/>
-                  <wp:docPr descr="" title="" id="40" name="Picture"/>
+                  <wp:docPr descr="" title="" id="29" name="Picture"/>
                   <a:graphic>
                     <a:graphicData uri="http://schemas.openxmlformats.org/drawingml/2006/picture">
                       <pic:pic>
                         <pic:nvPicPr>
-                          <pic:cNvPr descr="/Applications/quarto/share/formats/docx/note.png" id="41" name="Picture"/>
+                          <pic:cNvPr descr="/Applications/quarto/share/formats/docx/note.png" id="30" name="Picture"/>
                           <pic:cNvPicPr>
                             <a:picLocks noChangeArrowheads="1" noChangeAspect="1"/>
                           </pic:cNvPicPr>
                         </pic:nvPicPr>
                         <pic:blipFill>
-                          <a:blip r:embed="rId22"/>
+                          <a:blip r:embed="rId11"/>
                           <a:stretch>
                             <a:fillRect/>
                           </a:stretch>
@@ -4609,18 +4655,18 @@
                 <wp:inline>
                   <wp:extent cx="152400" cy="152400"/>
                   <wp:effectExtent b="0" l="0" r="0" t="0"/>
-                  <wp:docPr descr="" title="" id="42" name="Picture"/>
+                  <wp:docPr descr="" title="" id="31" name="Picture"/>
                   <a:graphic>
                     <a:graphicData uri="http://schemas.openxmlformats.org/drawingml/2006/picture">
                       <pic:pic>
                         <pic:nvPicPr>
-                          <pic:cNvPr descr="/Applications/quarto/share/formats/docx/note.png" id="43" name="Picture"/>
+                          <pic:cNvPr descr="/Applications/quarto/share/formats/docx/note.png" id="32" name="Picture"/>
                           <pic:cNvPicPr>
                             <a:picLocks noChangeArrowheads="1" noChangeAspect="1"/>
                           </pic:cNvPicPr>
                         </pic:nvPicPr>
                         <pic:blipFill>
-                          <a:blip r:embed="rId22"/>
+                          <a:blip r:embed="rId11"/>
                           <a:stretch>
                             <a:fillRect/>
                           </a:stretch>
@@ -5002,28 +5048,30 @@
         <w:t xml:space="preserve"> </w:t>
       </w:r>
       <m:oMath>
-        <m:d>
-          <m:dPr>
-            <m:begChr m:val="("/>
-            <m:sepChr m:val=""/>
-            <m:endChr m:val=")"/>
-            <m:grow/>
-          </m:dPr>
-          <m:e>
-            <m:r>
-              <m:t>m</m:t>
-            </m:r>
-            <m:r>
-              <m:rPr>
-                <m:sty m:val="p"/>
-              </m:rPr>
-              <m:t>,</m:t>
-            </m:r>
-            <m:r>
-              <m:t>n</m:t>
-            </m:r>
-          </m:e>
-        </m:d>
+        <m:r>
+          <m:rPr>
+            <m:sty m:val="p"/>
+          </m:rPr>
+          <m:t>(</m:t>
+        </m:r>
+        <m:r>
+          <m:t>m</m:t>
+        </m:r>
+        <m:r>
+          <m:rPr>
+            <m:sty m:val="p"/>
+          </m:rPr>
+          <m:t>,</m:t>
+        </m:r>
+        <m:r>
+          <m:t>n</m:t>
+        </m:r>
+        <m:r>
+          <m:rPr>
+            <m:sty m:val="p"/>
+          </m:rPr>
+          <m:t>)</m:t>
+        </m:r>
       </m:oMath>
       <w:r>
         <w:t xml:space="preserve">. There is one warning to say though:</w:t>
@@ -5070,18 +5118,18 @@
                 <wp:inline>
                   <wp:extent cx="152400" cy="152400"/>
                   <wp:effectExtent b="0" l="0" r="0" t="0"/>
-                  <wp:docPr descr="" title="" id="44" name="Picture"/>
+                  <wp:docPr descr="" title="" id="33" name="Picture"/>
                   <a:graphic>
                     <a:graphicData uri="http://schemas.openxmlformats.org/drawingml/2006/picture">
                       <pic:pic>
                         <pic:nvPicPr>
-                          <pic:cNvPr descr="/Applications/quarto/share/formats/docx/warning.png" id="45" name="Picture"/>
+                          <pic:cNvPr descr="/Applications/quarto/share/formats/docx/warning.png" id="34" name="Picture"/>
                           <pic:cNvPicPr>
                             <a:picLocks noChangeArrowheads="1" noChangeAspect="1"/>
                           </pic:cNvPicPr>
                         </pic:nvPicPr>
                         <pic:blipFill>
-                          <a:blip r:embed="rId34"/>
+                          <a:blip r:embed="rId23"/>
                           <a:stretch>
                             <a:fillRect/>
                           </a:stretch>
@@ -5326,18 +5374,18 @@
                 <wp:inline>
                   <wp:extent cx="152400" cy="152400"/>
                   <wp:effectExtent b="0" l="0" r="0" t="0"/>
-                  <wp:docPr descr="" title="" id="46" name="Picture"/>
+                  <wp:docPr descr="" title="" id="35" name="Picture"/>
                   <a:graphic>
                     <a:graphicData uri="http://schemas.openxmlformats.org/drawingml/2006/picture">
                       <pic:pic>
                         <pic:nvPicPr>
-                          <pic:cNvPr descr="/Applications/quarto/share/formats/docx/tip.png" id="47" name="Picture"/>
+                          <pic:cNvPr descr="/Applications/quarto/share/formats/docx/tip.png" id="36" name="Picture"/>
                           <pic:cNvPicPr>
                             <a:picLocks noChangeArrowheads="1" noChangeAspect="1"/>
                           </pic:cNvPicPr>
                         </pic:nvPicPr>
                         <pic:blipFill>
-                          <a:blip r:embed="rId25"/>
+                          <a:blip r:embed="rId14"/>
                           <a:stretch>
                             <a:fillRect/>
                           </a:stretch>
@@ -5433,44 +5481,11 @@
                   </m:rPr>
                   <m:t>=</m:t>
                 </m:r>
-                <m:d>
-                  <m:dPr>
-                    <m:begChr m:val="["/>
-                    <m:sepChr m:val=""/>
-                    <m:endChr m:val="]"/>
-                    <m:grow/>
-                  </m:dPr>
-                  <m:e>
-                    <m:sSub>
-                      <m:e>
-                        <m:r>
-                          <m:t>a</m:t>
-                        </m:r>
-                      </m:e>
-                      <m:sub>
-                        <m:r>
-                          <m:t>i</m:t>
-                        </m:r>
-                        <m:r>
-                          <m:t>j</m:t>
-                        </m:r>
-                      </m:sub>
-                    </m:sSub>
-                  </m:e>
-                </m:d>
-                <m:r>
-                  <m:t> </m:t>
-                </m:r>
                 <m:r>
                   <m:rPr>
-                    <m:nor/>
                     <m:sty m:val="p"/>
-                    <m:scr m:val="sans-serif"/>
                   </m:rPr>
-                  <m:t> where </m:t>
-                </m:r>
-                <m:r>
-                  <m:t> </m:t>
+                  <m:t>[</m:t>
                 </m:r>
                 <m:sSub>
                   <m:e>
@@ -5491,16 +5506,51 @@
                   <m:rPr>
                     <m:sty m:val="p"/>
                   </m:rPr>
-                  <m:t>=</m:t>
-                </m:r>
-                <m:r>
-                  <m:t>0</m:t>
+                  <m:t>]</m:t>
+                </m:r>
+                <m:r>
+                  <m:t> </m:t>
                 </m:r>
                 <m:r>
                   <m:rPr>
                     <m:nor/>
+                    <m:scr m:val="sans-serif"/>
                     <m:sty m:val="p"/>
+                  </m:rPr>
+                  <m:t> where </m:t>
+                </m:r>
+                <m:r>
+                  <m:t> </m:t>
+                </m:r>
+                <m:sSub>
+                  <m:e>
+                    <m:r>
+                      <m:t>a</m:t>
+                    </m:r>
+                  </m:e>
+                  <m:sub>
+                    <m:r>
+                      <m:t>i</m:t>
+                    </m:r>
+                    <m:r>
+                      <m:t>j</m:t>
+                    </m:r>
+                  </m:sub>
+                </m:sSub>
+                <m:r>
+                  <m:rPr>
+                    <m:sty m:val="p"/>
+                  </m:rPr>
+                  <m:t>=</m:t>
+                </m:r>
+                <m:r>
+                  <m:t>0</m:t>
+                </m:r>
+                <m:r>
+                  <m:rPr>
+                    <m:nor/>
                     <m:scr m:val="sans-serif"/>
+                    <m:sty m:val="p"/>
                   </m:rPr>
                   <m:t> for </m:t>
                 </m:r>
@@ -5528,8 +5578,8 @@
                 <m:r>
                   <m:rPr>
                     <m:nor/>
+                    <m:scr m:val="sans-serif"/>
                     <m:sty m:val="p"/>
-                    <m:scr m:val="sans-serif"/>
                   </m:rPr>
                   <m:t> and </m:t>
                 </m:r>
@@ -5575,8 +5625,8 @@
         </w:tc>
       </w:tr>
     </w:tbl>
-    <w:bookmarkEnd w:id="48"/>
-    <w:bookmarkStart w:id="53" w:name="square-matrix"/>
+    <w:bookmarkEnd w:id="37"/>
+    <w:bookmarkStart w:id="42" w:name="square-matrix"/>
     <w:p>
       <w:pPr>
         <w:pStyle w:val="Heading2"/>
@@ -5739,18 +5789,18 @@
                 <wp:inline>
                   <wp:extent cx="152400" cy="152400"/>
                   <wp:effectExtent b="0" l="0" r="0" t="0"/>
-                  <wp:docPr descr="" title="" id="49" name="Picture"/>
+                  <wp:docPr descr="" title="" id="38" name="Picture"/>
                   <a:graphic>
                     <a:graphicData uri="http://schemas.openxmlformats.org/drawingml/2006/picture">
                       <pic:pic>
                         <pic:nvPicPr>
-                          <pic:cNvPr descr="/Applications/quarto/share/formats/docx/note.png" id="50" name="Picture"/>
+                          <pic:cNvPr descr="/Applications/quarto/share/formats/docx/note.png" id="39" name="Picture"/>
                           <pic:cNvPicPr>
                             <a:picLocks noChangeArrowheads="1" noChangeAspect="1"/>
                           </pic:cNvPicPr>
                         </pic:nvPicPr>
                         <pic:blipFill>
-                          <a:blip r:embed="rId22"/>
+                          <a:blip r:embed="rId11"/>
                           <a:stretch>
                             <a:fillRect/>
                           </a:stretch>
@@ -5960,18 +6010,18 @@
                 <wp:inline>
                   <wp:extent cx="152400" cy="152400"/>
                   <wp:effectExtent b="0" l="0" r="0" t="0"/>
-                  <wp:docPr descr="" title="" id="51" name="Picture"/>
+                  <wp:docPr descr="" title="" id="40" name="Picture"/>
                   <a:graphic>
                     <a:graphicData uri="http://schemas.openxmlformats.org/drawingml/2006/picture">
                       <pic:pic>
                         <pic:nvPicPr>
-                          <pic:cNvPr descr="/Applications/quarto/share/formats/docx/note.png" id="52" name="Picture"/>
+                          <pic:cNvPr descr="/Applications/quarto/share/formats/docx/note.png" id="41" name="Picture"/>
                           <pic:cNvPicPr>
                             <a:picLocks noChangeArrowheads="1" noChangeAspect="1"/>
                           </pic:cNvPicPr>
                         </pic:nvPicPr>
                         <pic:blipFill>
-                          <a:blip r:embed="rId22"/>
+                          <a:blip r:embed="rId11"/>
                           <a:stretch>
                             <a:fillRect/>
                           </a:stretch>
@@ -6393,8 +6443,8 @@
         </w:tc>
       </w:tr>
     </w:tbl>
-    <w:bookmarkEnd w:id="53"/>
-    <w:bookmarkStart w:id="60" w:name="upper-and-lower-triangular-matrices"/>
+    <w:bookmarkEnd w:id="42"/>
+    <w:bookmarkStart w:id="49" w:name="upper-and-lower-triangular-matrices"/>
     <w:p>
       <w:pPr>
         <w:pStyle w:val="Heading2"/>
@@ -6476,18 +6526,18 @@
                 <wp:inline>
                   <wp:extent cx="152400" cy="152400"/>
                   <wp:effectExtent b="0" l="0" r="0" t="0"/>
-                  <wp:docPr descr="" title="" id="54" name="Picture"/>
+                  <wp:docPr descr="" title="" id="43" name="Picture"/>
                   <a:graphic>
                     <a:graphicData uri="http://schemas.openxmlformats.org/drawingml/2006/picture">
                       <pic:pic>
                         <pic:nvPicPr>
-                          <pic:cNvPr descr="/Applications/quarto/share/formats/docx/note.png" id="55" name="Picture"/>
+                          <pic:cNvPr descr="/Applications/quarto/share/formats/docx/note.png" id="44" name="Picture"/>
                           <pic:cNvPicPr>
                             <a:picLocks noChangeArrowheads="1" noChangeAspect="1"/>
                           </pic:cNvPicPr>
                         </pic:nvPicPr>
                         <pic:blipFill>
-                          <a:blip r:embed="rId22"/>
+                          <a:blip r:embed="rId11"/>
                           <a:stretch>
                             <a:fillRect/>
                           </a:stretch>
@@ -6787,18 +6837,18 @@
                 <wp:inline>
                   <wp:extent cx="152400" cy="152400"/>
                   <wp:effectExtent b="0" l="0" r="0" t="0"/>
-                  <wp:docPr descr="" title="" id="56" name="Picture"/>
+                  <wp:docPr descr="" title="" id="45" name="Picture"/>
                   <a:graphic>
                     <a:graphicData uri="http://schemas.openxmlformats.org/drawingml/2006/picture">
                       <pic:pic>
                         <pic:nvPicPr>
-                          <pic:cNvPr descr="/Applications/quarto/share/formats/docx/note.png" id="57" name="Picture"/>
+                          <pic:cNvPr descr="/Applications/quarto/share/formats/docx/note.png" id="46" name="Picture"/>
                           <pic:cNvPicPr>
                             <a:picLocks noChangeArrowheads="1" noChangeAspect="1"/>
                           </pic:cNvPicPr>
                         </pic:nvPicPr>
                         <pic:blipFill>
-                          <a:blip r:embed="rId22"/>
+                          <a:blip r:embed="rId11"/>
                           <a:stretch>
                             <a:fillRect/>
                           </a:stretch>
@@ -7269,18 +7319,18 @@
                 <wp:inline>
                   <wp:extent cx="152400" cy="152400"/>
                   <wp:effectExtent b="0" l="0" r="0" t="0"/>
-                  <wp:docPr descr="" title="" id="58" name="Picture"/>
+                  <wp:docPr descr="" title="" id="47" name="Picture"/>
                   <a:graphic>
                     <a:graphicData uri="http://schemas.openxmlformats.org/drawingml/2006/picture">
                       <pic:pic>
                         <pic:nvPicPr>
-                          <pic:cNvPr descr="/Applications/quarto/share/formats/docx/tip.png" id="59" name="Picture"/>
+                          <pic:cNvPr descr="/Applications/quarto/share/formats/docx/tip.png" id="48" name="Picture"/>
                           <pic:cNvPicPr>
                             <a:picLocks noChangeArrowheads="1" noChangeAspect="1"/>
                           </pic:cNvPicPr>
                         </pic:nvPicPr>
                         <pic:blipFill>
-                          <a:blip r:embed="rId25"/>
+                          <a:blip r:embed="rId14"/>
                           <a:stretch>
                             <a:fillRect/>
                           </a:stretch>
@@ -7392,44 +7442,11 @@
                   </m:rPr>
                   <m:t>=</m:t>
                 </m:r>
-                <m:d>
-                  <m:dPr>
-                    <m:begChr m:val="["/>
-                    <m:sepChr m:val=""/>
-                    <m:endChr m:val="]"/>
-                    <m:grow/>
-                  </m:dPr>
-                  <m:e>
-                    <m:sSub>
-                      <m:e>
-                        <m:r>
-                          <m:t>a</m:t>
-                        </m:r>
-                      </m:e>
-                      <m:sub>
-                        <m:r>
-                          <m:t>i</m:t>
-                        </m:r>
-                        <m:r>
-                          <m:t>j</m:t>
-                        </m:r>
-                      </m:sub>
-                    </m:sSub>
-                  </m:e>
-                </m:d>
-                <m:r>
-                  <m:t> </m:t>
-                </m:r>
                 <m:r>
                   <m:rPr>
-                    <m:nor/>
                     <m:sty m:val="p"/>
-                    <m:scr m:val="sans-serif"/>
                   </m:rPr>
-                  <m:t> where </m:t>
-                </m:r>
-                <m:r>
-                  <m:t> </m:t>
+                  <m:t>[</m:t>
                 </m:r>
                 <m:sSub>
                   <m:e>
@@ -7450,148 +7467,16 @@
                   <m:rPr>
                     <m:sty m:val="p"/>
                   </m:rPr>
-                  <m:t>=</m:t>
-                </m:r>
-                <m:r>
-                  <m:t>0</m:t>
+                  <m:t>]</m:t>
+                </m:r>
+                <m:r>
+                  <m:t> </m:t>
                 </m:r>
                 <m:r>
                   <m:rPr>
                     <m:nor/>
+                    <m:scr m:val="sans-serif"/>
                     <m:sty m:val="p"/>
-                    <m:scr m:val="sans-serif"/>
-                  </m:rPr>
-                  <m:t> for </m:t>
-                </m:r>
-                <m:r>
-                  <m:t>1</m:t>
-                </m:r>
-                <m:r>
-                  <m:rPr>
-                    <m:sty m:val="p"/>
-                  </m:rPr>
-                  <m:t>≤</m:t>
-                </m:r>
-                <m:r>
-                  <m:t>i</m:t>
-                </m:r>
-                <m:r>
-                  <m:rPr>
-                    <m:sty m:val="p"/>
-                  </m:rPr>
-                  <m:t>&lt;</m:t>
-                </m:r>
-                <m:r>
-                  <m:t>j</m:t>
-                </m:r>
-                <m:r>
-                  <m:rPr>
-                    <m:sty m:val="p"/>
-                  </m:rPr>
-                  <m:t>≤</m:t>
-                </m:r>
-                <m:r>
-                  <m:t>n</m:t>
-                </m:r>
-              </m:oMath>
-            </m:oMathPara>
-          </w:p>
-          <w:p>
-            <w:pPr>
-              <w:pStyle w:val="FirstParagraph"/>
-            </w:pPr>
-            <w:r>
-              <w:t xml:space="preserve">and an</w:t>
-            </w:r>
-            <w:r>
-              <w:t xml:space="preserve"> </w:t>
-            </w:r>
-            <m:oMath>
-              <m:r>
-                <m:t>n</m:t>
-              </m:r>
-              <m:r>
-                <m:rPr>
-                  <m:sty m:val="p"/>
-                </m:rPr>
-                <m:t>×</m:t>
-              </m:r>
-              <m:r>
-                <m:t>n</m:t>
-              </m:r>
-            </m:oMath>
-            <w:r>
-              <w:t xml:space="preserve"> </w:t>
-            </w:r>
-            <w:r>
-              <w:t xml:space="preserve">lower triangular matrix</w:t>
-            </w:r>
-            <w:r>
-              <w:t xml:space="preserve"> </w:t>
-            </w:r>
-            <m:oMath>
-              <m:r>
-                <m:t>B</m:t>
-              </m:r>
-            </m:oMath>
-            <w:r>
-              <w:t xml:space="preserve"> </w:t>
-            </w:r>
-            <w:r>
-              <w:t xml:space="preserve">can be defined by</w:t>
-            </w:r>
-          </w:p>
-          <w:p>
-            <w:pPr>
-              <w:pStyle w:val="BodyText"/>
-            </w:pPr>
-            <m:oMathPara>
-              <m:oMathParaPr>
-                <m:jc m:val="center"/>
-              </m:oMathParaPr>
-              <m:oMath>
-                <m:r>
-                  <m:t>B</m:t>
-                </m:r>
-                <m:r>
-                  <m:rPr>
-                    <m:sty m:val="p"/>
-                  </m:rPr>
-                  <m:t>=</m:t>
-                </m:r>
-                <m:d>
-                  <m:dPr>
-                    <m:begChr m:val="["/>
-                    <m:sepChr m:val=""/>
-                    <m:endChr m:val="]"/>
-                    <m:grow/>
-                  </m:dPr>
-                  <m:e>
-                    <m:sSub>
-                      <m:e>
-                        <m:r>
-                          <m:t>b</m:t>
-                        </m:r>
-                      </m:e>
-                      <m:sub>
-                        <m:r>
-                          <m:t>i</m:t>
-                        </m:r>
-                        <m:r>
-                          <m:t>j</m:t>
-                        </m:r>
-                      </m:sub>
-                    </m:sSub>
-                  </m:e>
-                </m:d>
-                <m:r>
-                  <m:t> </m:t>
-                </m:r>
-                <m:r>
-                  <m:rPr>
-                    <m:nor/>
-                    <m:sty m:val="p"/>
-                    <m:scr m:val="sans-serif"/>
                   </m:rPr>
                   <m:t> where </m:t>
                 </m:r>
@@ -7625,8 +7510,177 @@
                 <m:r>
                   <m:rPr>
                     <m:nor/>
+                    <m:scr m:val="sans-serif"/>
                     <m:sty m:val="p"/>
+                  </m:rPr>
+                  <m:t> for </m:t>
+                </m:r>
+                <m:r>
+                  <m:t>1</m:t>
+                </m:r>
+                <m:r>
+                  <m:rPr>
+                    <m:sty m:val="p"/>
+                  </m:rPr>
+                  <m:t>≤</m:t>
+                </m:r>
+                <m:r>
+                  <m:t>i</m:t>
+                </m:r>
+                <m:r>
+                  <m:rPr>
+                    <m:sty m:val="p"/>
+                  </m:rPr>
+                  <m:t>&lt;</m:t>
+                </m:r>
+                <m:r>
+                  <m:t>j</m:t>
+                </m:r>
+                <m:r>
+                  <m:rPr>
+                    <m:sty m:val="p"/>
+                  </m:rPr>
+                  <m:t>≤</m:t>
+                </m:r>
+                <m:r>
+                  <m:t>n</m:t>
+                </m:r>
+              </m:oMath>
+            </m:oMathPara>
+          </w:p>
+          <w:p>
+            <w:pPr>
+              <w:pStyle w:val="FirstParagraph"/>
+            </w:pPr>
+            <w:r>
+              <w:t xml:space="preserve">and an</w:t>
+            </w:r>
+            <w:r>
+              <w:t xml:space="preserve"> </w:t>
+            </w:r>
+            <m:oMath>
+              <m:r>
+                <m:t>n</m:t>
+              </m:r>
+              <m:r>
+                <m:rPr>
+                  <m:sty m:val="p"/>
+                </m:rPr>
+                <m:t>×</m:t>
+              </m:r>
+              <m:r>
+                <m:t>n</m:t>
+              </m:r>
+            </m:oMath>
+            <w:r>
+              <w:t xml:space="preserve"> </w:t>
+            </w:r>
+            <w:r>
+              <w:t xml:space="preserve">lower triangular matrix</w:t>
+            </w:r>
+            <w:r>
+              <w:t xml:space="preserve"> </w:t>
+            </w:r>
+            <m:oMath>
+              <m:r>
+                <m:t>B</m:t>
+              </m:r>
+            </m:oMath>
+            <w:r>
+              <w:t xml:space="preserve"> </w:t>
+            </w:r>
+            <w:r>
+              <w:t xml:space="preserve">can be defined by</w:t>
+            </w:r>
+          </w:p>
+          <w:p>
+            <w:pPr>
+              <w:pStyle w:val="BodyText"/>
+            </w:pPr>
+            <m:oMathPara>
+              <m:oMathParaPr>
+                <m:jc m:val="center"/>
+              </m:oMathParaPr>
+              <m:oMath>
+                <m:r>
+                  <m:t>B</m:t>
+                </m:r>
+                <m:r>
+                  <m:rPr>
+                    <m:sty m:val="p"/>
+                  </m:rPr>
+                  <m:t>=</m:t>
+                </m:r>
+                <m:r>
+                  <m:rPr>
+                    <m:sty m:val="p"/>
+                  </m:rPr>
+                  <m:t>[</m:t>
+                </m:r>
+                <m:sSub>
+                  <m:e>
+                    <m:r>
+                      <m:t>b</m:t>
+                    </m:r>
+                  </m:e>
+                  <m:sub>
+                    <m:r>
+                      <m:t>i</m:t>
+                    </m:r>
+                    <m:r>
+                      <m:t>j</m:t>
+                    </m:r>
+                  </m:sub>
+                </m:sSub>
+                <m:r>
+                  <m:rPr>
+                    <m:sty m:val="p"/>
+                  </m:rPr>
+                  <m:t>]</m:t>
+                </m:r>
+                <m:r>
+                  <m:t> </m:t>
+                </m:r>
+                <m:r>
+                  <m:rPr>
+                    <m:nor/>
                     <m:scr m:val="sans-serif"/>
+                    <m:sty m:val="p"/>
+                  </m:rPr>
+                  <m:t> where </m:t>
+                </m:r>
+                <m:r>
+                  <m:t> </m:t>
+                </m:r>
+                <m:sSub>
+                  <m:e>
+                    <m:r>
+                      <m:t>a</m:t>
+                    </m:r>
+                  </m:e>
+                  <m:sub>
+                    <m:r>
+                      <m:t>i</m:t>
+                    </m:r>
+                    <m:r>
+                      <m:t>j</m:t>
+                    </m:r>
+                  </m:sub>
+                </m:sSub>
+                <m:r>
+                  <m:rPr>
+                    <m:sty m:val="p"/>
+                  </m:rPr>
+                  <m:t>=</m:t>
+                </m:r>
+                <m:r>
+                  <m:t>0</m:t>
+                </m:r>
+                <m:r>
+                  <m:rPr>
+                    <m:nor/>
+                    <m:scr m:val="sans-serif"/>
+                    <m:sty m:val="p"/>
                   </m:rPr>
                   <m:t> for </m:t>
                 </m:r>
@@ -7673,8 +7727,8 @@
         </w:tc>
       </w:tr>
     </w:tbl>
-    <w:bookmarkEnd w:id="60"/>
-    <w:bookmarkStart w:id="67" w:name="diagonal-matrices"/>
+    <w:bookmarkEnd w:id="49"/>
+    <w:bookmarkStart w:id="56" w:name="diagonal-matrices"/>
     <w:p>
       <w:pPr>
         <w:pStyle w:val="Heading2"/>
@@ -7724,18 +7778,18 @@
                 <wp:inline>
                   <wp:extent cx="152400" cy="152400"/>
                   <wp:effectExtent b="0" l="0" r="0" t="0"/>
-                  <wp:docPr descr="" title="" id="61" name="Picture"/>
+                  <wp:docPr descr="" title="" id="50" name="Picture"/>
                   <a:graphic>
                     <a:graphicData uri="http://schemas.openxmlformats.org/drawingml/2006/picture">
                       <pic:pic>
                         <pic:nvPicPr>
-                          <pic:cNvPr descr="/Applications/quarto/share/formats/docx/note.png" id="62" name="Picture"/>
+                          <pic:cNvPr descr="/Applications/quarto/share/formats/docx/note.png" id="51" name="Picture"/>
                           <pic:cNvPicPr>
                             <a:picLocks noChangeArrowheads="1" noChangeAspect="1"/>
                           </pic:cNvPicPr>
                         </pic:nvPicPr>
                         <pic:blipFill>
-                          <a:blip r:embed="rId22"/>
+                          <a:blip r:embed="rId11"/>
                           <a:stretch>
                             <a:fillRect/>
                           </a:stretch>
@@ -7941,18 +7995,18 @@
                 <wp:inline>
                   <wp:extent cx="152400" cy="152400"/>
                   <wp:effectExtent b="0" l="0" r="0" t="0"/>
-                  <wp:docPr descr="" title="" id="63" name="Picture"/>
+                  <wp:docPr descr="" title="" id="52" name="Picture"/>
                   <a:graphic>
                     <a:graphicData uri="http://schemas.openxmlformats.org/drawingml/2006/picture">
                       <pic:pic>
                         <pic:nvPicPr>
-                          <pic:cNvPr descr="/Applications/quarto/share/formats/docx/note.png" id="64" name="Picture"/>
+                          <pic:cNvPr descr="/Applications/quarto/share/formats/docx/note.png" id="53" name="Picture"/>
                           <pic:cNvPicPr>
                             <a:picLocks noChangeArrowheads="1" noChangeAspect="1"/>
                           </pic:cNvPicPr>
                         </pic:nvPicPr>
                         <pic:blipFill>
-                          <a:blip r:embed="rId22"/>
+                          <a:blip r:embed="rId11"/>
                           <a:stretch>
                             <a:fillRect/>
                           </a:stretch>
@@ -8769,18 +8823,18 @@
                 <wp:inline>
                   <wp:extent cx="152400" cy="152400"/>
                   <wp:effectExtent b="0" l="0" r="0" t="0"/>
-                  <wp:docPr descr="" title="" id="65" name="Picture"/>
+                  <wp:docPr descr="" title="" id="54" name="Picture"/>
                   <a:graphic>
                     <a:graphicData uri="http://schemas.openxmlformats.org/drawingml/2006/picture">
                       <pic:pic>
                         <pic:nvPicPr>
-                          <pic:cNvPr descr="/Applications/quarto/share/formats/docx/tip.png" id="66" name="Picture"/>
+                          <pic:cNvPr descr="/Applications/quarto/share/formats/docx/tip.png" id="55" name="Picture"/>
                           <pic:cNvPicPr>
                             <a:picLocks noChangeArrowheads="1" noChangeAspect="1"/>
                           </pic:cNvPicPr>
                         </pic:nvPicPr>
                         <pic:blipFill>
-                          <a:blip r:embed="rId25"/>
+                          <a:blip r:embed="rId14"/>
                           <a:stretch>
                             <a:fillRect/>
                           </a:stretch>
@@ -8895,44 +8949,11 @@
                   </m:rPr>
                   <m:t>=</m:t>
                 </m:r>
-                <m:d>
-                  <m:dPr>
-                    <m:begChr m:val="["/>
-                    <m:sepChr m:val=""/>
-                    <m:endChr m:val="]"/>
-                    <m:grow/>
-                  </m:dPr>
-                  <m:e>
-                    <m:sSub>
-                      <m:e>
-                        <m:r>
-                          <m:t>a</m:t>
-                        </m:r>
-                      </m:e>
-                      <m:sub>
-                        <m:r>
-                          <m:t>i</m:t>
-                        </m:r>
-                        <m:r>
-                          <m:t>j</m:t>
-                        </m:r>
-                      </m:sub>
-                    </m:sSub>
-                  </m:e>
-                </m:d>
-                <m:r>
-                  <m:t> </m:t>
-                </m:r>
                 <m:r>
                   <m:rPr>
-                    <m:nor/>
                     <m:sty m:val="p"/>
-                    <m:scr m:val="sans-serif"/>
                   </m:rPr>
-                  <m:t> where </m:t>
-                </m:r>
-                <m:r>
-                  <m:t> </m:t>
+                  <m:t>[</m:t>
                 </m:r>
                 <m:sSub>
                   <m:e>
@@ -8953,16 +8974,51 @@
                   <m:rPr>
                     <m:sty m:val="p"/>
                   </m:rPr>
-                  <m:t>=</m:t>
-                </m:r>
-                <m:r>
-                  <m:t>0</m:t>
+                  <m:t>]</m:t>
+                </m:r>
+                <m:r>
+                  <m:t> </m:t>
                 </m:r>
                 <m:r>
                   <m:rPr>
                     <m:nor/>
+                    <m:scr m:val="sans-serif"/>
                     <m:sty m:val="p"/>
+                  </m:rPr>
+                  <m:t> where </m:t>
+                </m:r>
+                <m:r>
+                  <m:t> </m:t>
+                </m:r>
+                <m:sSub>
+                  <m:e>
+                    <m:r>
+                      <m:t>a</m:t>
+                    </m:r>
+                  </m:e>
+                  <m:sub>
+                    <m:r>
+                      <m:t>i</m:t>
+                    </m:r>
+                    <m:r>
+                      <m:t>j</m:t>
+                    </m:r>
+                  </m:sub>
+                </m:sSub>
+                <m:r>
+                  <m:rPr>
+                    <m:sty m:val="p"/>
+                  </m:rPr>
+                  <m:t>=</m:t>
+                </m:r>
+                <m:r>
+                  <m:t>0</m:t>
+                </m:r>
+                <m:r>
+                  <m:rPr>
+                    <m:nor/>
                     <m:scr m:val="sans-serif"/>
+                    <m:sty m:val="p"/>
                   </m:rPr>
                   <m:t> for </m:t>
                 </m:r>
@@ -9009,8 +9065,8 @@
         </w:tc>
       </w:tr>
     </w:tbl>
-    <w:bookmarkEnd w:id="67"/>
-    <w:bookmarkStart w:id="73" w:name="identity-matrices"/>
+    <w:bookmarkEnd w:id="56"/>
+    <w:bookmarkStart w:id="62" w:name="identity-matrices"/>
     <w:p>
       <w:pPr>
         <w:pStyle w:val="Heading2"/>
@@ -9081,18 +9137,18 @@
                 <wp:inline>
                   <wp:extent cx="152400" cy="152400"/>
                   <wp:effectExtent b="0" l="0" r="0" t="0"/>
-                  <wp:docPr descr="" title="" id="68" name="Picture"/>
+                  <wp:docPr descr="" title="" id="57" name="Picture"/>
                   <a:graphic>
                     <a:graphicData uri="http://schemas.openxmlformats.org/drawingml/2006/picture">
                       <pic:pic>
                         <pic:nvPicPr>
-                          <pic:cNvPr descr="/Applications/quarto/share/formats/docx/note.png" id="69" name="Picture"/>
+                          <pic:cNvPr descr="/Applications/quarto/share/formats/docx/note.png" id="58" name="Picture"/>
                           <pic:cNvPicPr>
                             <a:picLocks noChangeArrowheads="1" noChangeAspect="1"/>
                           </pic:cNvPicPr>
                         </pic:nvPicPr>
                         <pic:blipFill>
-                          <a:blip r:embed="rId22"/>
+                          <a:blip r:embed="rId11"/>
                           <a:stretch>
                             <a:fillRect/>
                           </a:stretch>
@@ -9691,18 +9747,18 @@
                 <wp:inline>
                   <wp:extent cx="152400" cy="152400"/>
                   <wp:effectExtent b="0" l="0" r="0" t="0"/>
-                  <wp:docPr descr="" title="" id="70" name="Picture"/>
+                  <wp:docPr descr="" title="" id="59" name="Picture"/>
                   <a:graphic>
                     <a:graphicData uri="http://schemas.openxmlformats.org/drawingml/2006/picture">
                       <pic:pic>
                         <pic:nvPicPr>
-                          <pic:cNvPr descr="/Applications/quarto/share/formats/docx/tip.png" id="71" name="Picture"/>
+                          <pic:cNvPr descr="/Applications/quarto/share/formats/docx/tip.png" id="60" name="Picture"/>
                           <pic:cNvPicPr>
                             <a:picLocks noChangeArrowheads="1" noChangeAspect="1"/>
                           </pic:cNvPicPr>
                         </pic:nvPicPr>
                         <pic:blipFill>
-                          <a:blip r:embed="rId25"/>
+                          <a:blip r:embed="rId14"/>
                           <a:stretch>
                             <a:fillRect/>
                           </a:stretch>
@@ -9773,7 +9829,7 @@
             <w:r>
               <w:t xml:space="preserve"> </w:t>
             </w:r>
-            <w:hyperlink r:id="rId72">
+            <w:hyperlink r:id="rId61">
               <w:r>
                 <w:rPr>
                   <w:rStyle w:val="Hyperlink"/>
@@ -9872,39 +9928,41 @@
                   </m:rPr>
                   <m:t>=</m:t>
                 </m:r>
-                <m:d>
-                  <m:dPr>
-                    <m:begChr m:val="["/>
-                    <m:sepChr m:val=""/>
-                    <m:endChr m:val="]"/>
-                    <m:grow/>
-                  </m:dPr>
+                <m:r>
+                  <m:rPr>
+                    <m:sty m:val="p"/>
+                  </m:rPr>
+                  <m:t>[</m:t>
+                </m:r>
+                <m:sSub>
                   <m:e>
-                    <m:sSub>
-                      <m:e>
-                        <m:r>
-                          <m:t>a</m:t>
-                        </m:r>
-                      </m:e>
-                      <m:sub>
-                        <m:r>
-                          <m:t>i</m:t>
-                        </m:r>
-                        <m:r>
-                          <m:t>j</m:t>
-                        </m:r>
-                      </m:sub>
-                    </m:sSub>
+                    <m:r>
+                      <m:t>a</m:t>
+                    </m:r>
                   </m:e>
-                </m:d>
+                  <m:sub>
+                    <m:r>
+                      <m:t>i</m:t>
+                    </m:r>
+                    <m:r>
+                      <m:t>j</m:t>
+                    </m:r>
+                  </m:sub>
+                </m:sSub>
+                <m:r>
+                  <m:rPr>
+                    <m:sty m:val="p"/>
+                  </m:rPr>
+                  <m:t>]</m:t>
+                </m:r>
                 <m:r>
                   <m:t> </m:t>
                 </m:r>
                 <m:r>
                   <m:rPr>
                     <m:nor/>
+                    <m:scr m:val="sans-serif"/>
                     <m:sty m:val="p"/>
-                    <m:scr m:val="sans-serif"/>
                   </m:rPr>
                   <m:t> where </m:t>
                 </m:r>
@@ -9961,8 +10019,8 @@
                           <m:r>
                             <m:rPr>
                               <m:nor/>
+                              <m:scr m:val="sans-serif"/>
                               <m:sty m:val="p"/>
-                              <m:scr m:val="sans-serif"/>
                             </m:rPr>
                             <m:t> for </m:t>
                           </m:r>
@@ -10006,8 +10064,8 @@
                           <m:r>
                             <m:rPr>
                               <m:nor/>
+                              <m:scr m:val="sans-serif"/>
                               <m:sty m:val="p"/>
-                              <m:scr m:val="sans-serif"/>
                             </m:rPr>
                             <m:t> for </m:t>
                           </m:r>
@@ -10059,9 +10117,9 @@
         </w:tc>
       </w:tr>
     </w:tbl>
-    <w:bookmarkEnd w:id="73"/>
-    <w:bookmarkEnd w:id="74"/>
-    <w:bookmarkStart w:id="86" w:name="addition-and-subtraction-with-matrices"/>
+    <w:bookmarkEnd w:id="62"/>
+    <w:bookmarkEnd w:id="63"/>
+    <w:bookmarkStart w:id="75" w:name="addition-and-subtraction-with-matrices"/>
     <w:p>
       <w:pPr>
         <w:pStyle w:val="Heading1"/>
@@ -10119,18 +10177,18 @@
                 <wp:inline>
                   <wp:extent cx="152400" cy="152400"/>
                   <wp:effectExtent b="0" l="0" r="0" t="0"/>
-                  <wp:docPr descr="" title="" id="76" name="Picture"/>
+                  <wp:docPr descr="" title="" id="65" name="Picture"/>
                   <a:graphic>
                     <a:graphicData uri="http://schemas.openxmlformats.org/drawingml/2006/picture">
                       <pic:pic>
                         <pic:nvPicPr>
-                          <pic:cNvPr descr="/Applications/quarto/share/formats/docx/important.png" id="77" name="Picture"/>
+                          <pic:cNvPr descr="/Applications/quarto/share/formats/docx/important.png" id="66" name="Picture"/>
                           <pic:cNvPicPr>
                             <a:picLocks noChangeArrowheads="1" noChangeAspect="1"/>
                           </pic:cNvPicPr>
                         </pic:nvPicPr>
                         <pic:blipFill>
-                          <a:blip r:embed="rId75"/>
+                          <a:blip r:embed="rId64"/>
                           <a:stretch>
                             <a:fillRect/>
                           </a:stretch>
@@ -10247,18 +10305,18 @@
                 <wp:inline>
                   <wp:extent cx="152400" cy="152400"/>
                   <wp:effectExtent b="0" l="0" r="0" t="0"/>
-                  <wp:docPr descr="" title="" id="78" name="Picture"/>
+                  <wp:docPr descr="" title="" id="67" name="Picture"/>
                   <a:graphic>
                     <a:graphicData uri="http://schemas.openxmlformats.org/drawingml/2006/picture">
                       <pic:pic>
                         <pic:nvPicPr>
-                          <pic:cNvPr descr="/Applications/quarto/share/formats/docx/note.png" id="79" name="Picture"/>
+                          <pic:cNvPr descr="/Applications/quarto/share/formats/docx/note.png" id="68" name="Picture"/>
                           <pic:cNvPicPr>
                             <a:picLocks noChangeArrowheads="1" noChangeAspect="1"/>
                           </pic:cNvPicPr>
                         </pic:nvPicPr>
                         <pic:blipFill>
-                          <a:blip r:embed="rId22"/>
+                          <a:blip r:embed="rId11"/>
                           <a:stretch>
                             <a:fillRect/>
                           </a:stretch>
@@ -10447,30 +10505,32 @@
                 <m:jc m:val="center"/>
               </m:oMathParaPr>
               <m:oMath>
+                <m:r>
+                  <m:rPr>
+                    <m:sty m:val="p"/>
+                  </m:rPr>
+                  <m:t>(</m:t>
+                </m:r>
+                <m:r>
+                  <m:t>A</m:t>
+                </m:r>
+                <m:r>
+                  <m:rPr>
+                    <m:sty m:val="p"/>
+                  </m:rPr>
+                  <m:t>+</m:t>
+                </m:r>
+                <m:r>
+                  <m:t>B</m:t>
+                </m:r>
                 <m:sSub>
                   <m:e>
-                    <m:d>
-                      <m:dPr>
-                        <m:begChr m:val="("/>
-                        <m:sepChr m:val=""/>
-                        <m:endChr m:val=")"/>
-                        <m:grow/>
-                      </m:dPr>
-                      <m:e>
-                        <m:r>
-                          <m:t>A</m:t>
-                        </m:r>
-                        <m:r>
-                          <m:rPr>
-                            <m:sty m:val="p"/>
-                          </m:rPr>
-                          <m:t>+</m:t>
-                        </m:r>
-                        <m:r>
-                          <m:t>B</m:t>
-                        </m:r>
-                      </m:e>
-                    </m:d>
+                    <m:r>
+                      <m:rPr>
+                        <m:sty m:val="p"/>
+                      </m:rPr>
+                      <m:t>)</m:t>
+                    </m:r>
                   </m:e>
                   <m:sub>
                     <m:r>
@@ -10614,30 +10674,32 @@
                 <m:jc m:val="center"/>
               </m:oMathParaPr>
               <m:oMath>
+                <m:r>
+                  <m:rPr>
+                    <m:sty m:val="p"/>
+                  </m:rPr>
+                  <m:t>(</m:t>
+                </m:r>
+                <m:r>
+                  <m:t>A</m:t>
+                </m:r>
+                <m:r>
+                  <m:rPr>
+                    <m:sty m:val="p"/>
+                  </m:rPr>
+                  <m:t>−</m:t>
+                </m:r>
+                <m:r>
+                  <m:t>B</m:t>
+                </m:r>
                 <m:sSub>
                   <m:e>
-                    <m:d>
-                      <m:dPr>
-                        <m:begChr m:val="("/>
-                        <m:sepChr m:val=""/>
-                        <m:endChr m:val=")"/>
-                        <m:grow/>
-                      </m:dPr>
-                      <m:e>
-                        <m:r>
-                          <m:t>A</m:t>
-                        </m:r>
-                        <m:r>
-                          <m:rPr>
-                            <m:sty m:val="p"/>
-                          </m:rPr>
-                          <m:t>−</m:t>
-                        </m:r>
-                        <m:r>
-                          <m:t>B</m:t>
-                        </m:r>
-                      </m:e>
-                    </m:d>
+                    <m:r>
+                      <m:rPr>
+                        <m:sty m:val="p"/>
+                      </m:rPr>
+                      <m:t>)</m:t>
+                    </m:r>
                   </m:e>
                   <m:sub>
                     <m:r>
@@ -10745,18 +10807,18 @@
                 <wp:inline>
                   <wp:extent cx="152400" cy="152400"/>
                   <wp:effectExtent b="0" l="0" r="0" t="0"/>
-                  <wp:docPr descr="" title="" id="80" name="Picture"/>
+                  <wp:docPr descr="" title="" id="69" name="Picture"/>
                   <a:graphic>
                     <a:graphicData uri="http://schemas.openxmlformats.org/drawingml/2006/picture">
                       <pic:pic>
                         <pic:nvPicPr>
-                          <pic:cNvPr descr="/Applications/quarto/share/formats/docx/note.png" id="81" name="Picture"/>
+                          <pic:cNvPr descr="/Applications/quarto/share/formats/docx/note.png" id="70" name="Picture"/>
                           <pic:cNvPicPr>
                             <a:picLocks noChangeArrowheads="1" noChangeAspect="1"/>
                           </pic:cNvPicPr>
                         </pic:nvPicPr>
                         <pic:blipFill>
-                          <a:blip r:embed="rId22"/>
+                          <a:blip r:embed="rId11"/>
                           <a:stretch>
                             <a:fillRect/>
                           </a:stretch>
@@ -10940,8 +11002,8 @@
                 <m:r>
                   <m:rPr>
                     <m:nor/>
+                    <m:scr m:val="sans-serif"/>
                     <m:sty m:val="p"/>
-                    <m:scr m:val="sans-serif"/>
                   </m:rPr>
                   <m:t> and </m:t>
                 </m:r>
@@ -11519,18 +11581,18 @@
                 <wp:inline>
                   <wp:extent cx="152400" cy="152400"/>
                   <wp:effectExtent b="0" l="0" r="0" t="0"/>
-                  <wp:docPr descr="" title="" id="82" name="Picture"/>
+                  <wp:docPr descr="" title="" id="71" name="Picture"/>
                   <a:graphic>
                     <a:graphicData uri="http://schemas.openxmlformats.org/drawingml/2006/picture">
                       <pic:pic>
                         <pic:nvPicPr>
-                          <pic:cNvPr descr="/Applications/quarto/share/formats/docx/note.png" id="83" name="Picture"/>
+                          <pic:cNvPr descr="/Applications/quarto/share/formats/docx/note.png" id="72" name="Picture"/>
                           <pic:cNvPicPr>
                             <a:picLocks noChangeArrowheads="1" noChangeAspect="1"/>
                           </pic:cNvPicPr>
                         </pic:nvPicPr>
                         <pic:blipFill>
-                          <a:blip r:embed="rId22"/>
+                          <a:blip r:embed="rId11"/>
                           <a:stretch>
                             <a:fillRect/>
                           </a:stretch>
@@ -11792,8 +11854,8 @@
                 <m:r>
                   <m:rPr>
                     <m:nor/>
+                    <m:scr m:val="sans-serif"/>
                     <m:sty m:val="p"/>
-                    <m:scr m:val="sans-serif"/>
                   </m:rPr>
                   <m:t> and </m:t>
                 </m:r>
@@ -12052,34 +12114,36 @@
                             </m:rPr>
                             <m:t>−</m:t>
                           </m:r>
-                          <m:d>
-                            <m:dPr>
-                              <m:begChr m:val="("/>
-                              <m:sepChr m:val=""/>
-                              <m:endChr m:val=")"/>
-                              <m:grow/>
-                            </m:dPr>
-                            <m:e>
-                              <m:r>
-                                <m:rPr>
-                                  <m:sty m:val="p"/>
-                                </m:rPr>
-                                <m:t>−</m:t>
-                              </m:r>
-                              <m:r>
-                                <m:t>1</m:t>
-                              </m:r>
-                            </m:e>
-                          </m:d>
-                        </m:e>
-                        <m:e>
                           <m:r>
                             <m:rPr>
                               <m:sty m:val="p"/>
                             </m:rPr>
+                            <m:t>(</m:t>
+                          </m:r>
+                          <m:r>
+                            <m:rPr>
+                              <m:sty m:val="p"/>
+                            </m:rPr>
                             <m:t>−</m:t>
                           </m:r>
                           <m:r>
+                            <m:t>1</m:t>
+                          </m:r>
+                          <m:r>
+                            <m:rPr>
+                              <m:sty m:val="p"/>
+                            </m:rPr>
+                            <m:t>)</m:t>
+                          </m:r>
+                        </m:e>
+                        <m:e>
+                          <m:r>
+                            <m:rPr>
+                              <m:sty m:val="p"/>
+                            </m:rPr>
+                            <m:t>−</m:t>
+                          </m:r>
+                          <m:r>
                             <m:t>3</m:t>
                           </m:r>
                           <m:r>
@@ -12122,25 +12186,27 @@
                             </m:rPr>
                             <m:t>−</m:t>
                           </m:r>
-                          <m:d>
-                            <m:dPr>
-                              <m:begChr m:val="("/>
-                              <m:sepChr m:val=""/>
-                              <m:endChr m:val=")"/>
-                              <m:grow/>
-                            </m:dPr>
-                            <m:e>
-                              <m:r>
-                                <m:rPr>
-                                  <m:sty m:val="p"/>
-                                </m:rPr>
-                                <m:t>−</m:t>
-                              </m:r>
-                              <m:r>
-                                <m:t>2</m:t>
-                              </m:r>
-                            </m:e>
-                          </m:d>
+                          <m:r>
+                            <m:rPr>
+                              <m:sty m:val="p"/>
+                            </m:rPr>
+                            <m:t>(</m:t>
+                          </m:r>
+                          <m:r>
+                            <m:rPr>
+                              <m:sty m:val="p"/>
+                            </m:rPr>
+                            <m:t>−</m:t>
+                          </m:r>
+                          <m:r>
+                            <m:t>2</m:t>
+                          </m:r>
+                          <m:r>
+                            <m:rPr>
+                              <m:sty m:val="p"/>
+                            </m:rPr>
+                            <m:t>)</m:t>
+                          </m:r>
                         </m:e>
                       </m:mr>
                       <m:mr>
@@ -12233,25 +12299,27 @@
                             </m:rPr>
                             <m:t>−</m:t>
                           </m:r>
-                          <m:d>
-                            <m:dPr>
-                              <m:begChr m:val="("/>
-                              <m:sepChr m:val=""/>
-                              <m:endChr m:val=")"/>
-                              <m:grow/>
-                            </m:dPr>
-                            <m:e>
-                              <m:r>
-                                <m:rPr>
-                                  <m:sty m:val="p"/>
-                                </m:rPr>
-                                <m:t>−</m:t>
-                              </m:r>
-                              <m:r>
-                                <m:t>6</m:t>
-                              </m:r>
-                            </m:e>
-                          </m:d>
+                          <m:r>
+                            <m:rPr>
+                              <m:sty m:val="p"/>
+                            </m:rPr>
+                            <m:t>(</m:t>
+                          </m:r>
+                          <m:r>
+                            <m:rPr>
+                              <m:sty m:val="p"/>
+                            </m:rPr>
+                            <m:t>−</m:t>
+                          </m:r>
+                          <m:r>
+                            <m:t>6</m:t>
+                          </m:r>
+                          <m:r>
+                            <m:rPr>
+                              <m:sty m:val="p"/>
+                            </m:rPr>
+                            <m:t>)</m:t>
+                          </m:r>
                         </m:e>
                         <m:e>
                           <m:r>
@@ -12263,25 +12331,27 @@
                             </m:rPr>
                             <m:t>−</m:t>
                           </m:r>
-                          <m:d>
-                            <m:dPr>
-                              <m:begChr m:val="("/>
-                              <m:sepChr m:val=""/>
-                              <m:endChr m:val=")"/>
-                              <m:grow/>
-                            </m:dPr>
-                            <m:e>
-                              <m:r>
-                                <m:rPr>
-                                  <m:sty m:val="p"/>
-                                </m:rPr>
-                                <m:t>−</m:t>
-                              </m:r>
-                              <m:r>
-                                <m:t>3</m:t>
-                              </m:r>
-                            </m:e>
-                          </m:d>
+                          <m:r>
+                            <m:rPr>
+                              <m:sty m:val="p"/>
+                            </m:rPr>
+                            <m:t>(</m:t>
+                          </m:r>
+                          <m:r>
+                            <m:rPr>
+                              <m:sty m:val="p"/>
+                            </m:rPr>
+                            <m:t>−</m:t>
+                          </m:r>
+                          <m:r>
+                            <m:t>3</m:t>
+                          </m:r>
+                          <m:r>
+                            <m:rPr>
+                              <m:sty m:val="p"/>
+                            </m:rPr>
+                            <m:t>)</m:t>
+                          </m:r>
                         </m:e>
                         <m:e>
                           <m:r>
@@ -12833,18 +12903,18 @@
                 <wp:inline>
                   <wp:extent cx="152400" cy="152400"/>
                   <wp:effectExtent b="0" l="0" r="0" t="0"/>
-                  <wp:docPr descr="" title="" id="84" name="Picture"/>
+                  <wp:docPr descr="" title="" id="73" name="Picture"/>
                   <a:graphic>
                     <a:graphicData uri="http://schemas.openxmlformats.org/drawingml/2006/picture">
                       <pic:pic>
                         <pic:nvPicPr>
-                          <pic:cNvPr descr="/Applications/quarto/share/formats/docx/note.png" id="85" name="Picture"/>
+                          <pic:cNvPr descr="/Applications/quarto/share/formats/docx/note.png" id="74" name="Picture"/>
                           <pic:cNvPicPr>
                             <a:picLocks noChangeArrowheads="1" noChangeAspect="1"/>
                           </pic:cNvPicPr>
                         </pic:nvPicPr>
                         <pic:blipFill>
-                          <a:blip r:embed="rId22"/>
+                          <a:blip r:embed="rId11"/>
                           <a:stretch>
                             <a:fillRect/>
                           </a:stretch>
@@ -12905,263 +12975,243 @@
                 <m:jc m:val="center"/>
               </m:oMathParaPr>
               <m:oMath>
-                <m:m>
-                  <m:mPr>
-                    <m:baseJc m:val="center"/>
-                    <m:plcHide m:val="on"/>
-                    <m:mcs>
-                      <m:mc>
-                        <m:mcPr>
-                          <m:mcJc m:val="right"/>
-                          <m:count m:val="1"/>
-                        </m:mcPr>
-                      </m:mc>
-                      <m:mc>
-                        <m:mcPr>
-                          <m:mcJc m:val="left"/>
-                          <m:count m:val="1"/>
-                        </m:mcPr>
-                      </m:mc>
-                    </m:mcs>
-                  </m:mPr>
-                  <m:mr>
-                    <m:e>
-                      <m:r>
-                        <m:t>A</m:t>
-                      </m:r>
-                    </m:e>
-                    <m:e>
-                      <m:r>
-                        <m:rPr>
-                          <m:sty m:val="p"/>
-                        </m:rPr>
-                        <m:t>=</m:t>
-                      </m:r>
-                      <m:d>
-                        <m:dPr>
-                          <m:begChr m:val="["/>
-                          <m:sepChr m:val=""/>
-                          <m:endChr m:val="]"/>
-                          <m:grow/>
-                        </m:dPr>
-                        <m:e>
-                          <m:m>
-                            <m:mPr>
-                              <m:baseJc m:val="center"/>
-                              <m:plcHide m:val="on"/>
-                              <m:mcs>
-                                <m:mc>
-                                  <m:mcPr>
-                                    <m:mcJc m:val="center"/>
-                                    <m:count m:val="1"/>
-                                  </m:mcPr>
-                                </m:mc>
-                                <m:mc>
-                                  <m:mcPr>
-                                    <m:mcJc m:val="center"/>
-                                    <m:count m:val="1"/>
-                                  </m:mcPr>
-                                </m:mc>
-                                <m:mc>
-                                  <m:mcPr>
-                                    <m:mcJc m:val="center"/>
-                                    <m:count m:val="1"/>
-                                  </m:mcPr>
-                                </m:mc>
-                              </m:mcs>
-                            </m:mPr>
-                            <m:mr>
-                              <m:e>
-                                <m:r>
-                                  <m:t>1</m:t>
-                                </m:r>
-                              </m:e>
-                              <m:e>
-                                <m:r>
-                                  <m:t>2</m:t>
-                                </m:r>
-                              </m:e>
-                              <m:e>
-                                <m:r>
-                                  <m:rPr>
-                                    <m:sty m:val="p"/>
-                                  </m:rPr>
-                                  <m:t>−</m:t>
-                                </m:r>
-                                <m:r>
-                                  <m:t>3</m:t>
-                                </m:r>
-                              </m:e>
-                            </m:mr>
-                            <m:mr>
-                              <m:e>
-                                <m:r>
-                                  <m:t>4</m:t>
-                                </m:r>
-                                <m:r>
-                                  <m:rPr>
-                                    <m:sty m:val="p"/>
-                                  </m:rPr>
-                                  <m:t>/</m:t>
-                                </m:r>
-                                <m:r>
-                                  <m:t>5</m:t>
-                                </m:r>
-                              </m:e>
-                              <m:e>
-                                <m:r>
-                                  <m:t>0</m:t>
-                                </m:r>
-                              </m:e>
-                              <m:e>
-                                <m:r>
-                                  <m:t>6</m:t>
-                                </m:r>
-                              </m:e>
-                            </m:mr>
-                          </m:m>
-                        </m:e>
-                      </m:d>
-                      <m:r>
-                        <m:t> </m:t>
-                      </m:r>
-                      <m:r>
-                        <m:rPr>
-                          <m:nor/>
-                          <m:sty m:val="p"/>
-                          <m:scr m:val="sans-serif"/>
-                        </m:rPr>
-                        <m:t>(a </m:t>
-                      </m:r>
-                      <m:r>
-                        <m:t>2</m:t>
-                      </m:r>
-                      <m:r>
-                        <m:rPr>
-                          <m:sty m:val="p"/>
-                        </m:rPr>
-                        <m:t>×</m:t>
-                      </m:r>
-                      <m:r>
-                        <m:t>3</m:t>
-                      </m:r>
-                      <m:r>
-                        <m:rPr>
-                          <m:nor/>
-                          <m:sty m:val="p"/>
-                          <m:scr m:val="sans-serif"/>
-                        </m:rPr>
-                        <m:t> matrix)</m:t>
-                      </m:r>
-                    </m:e>
-                  </m:mr>
-                  <m:mr>
-                    <m:e>
-                      <m:r>
-                        <m:t>B</m:t>
-                      </m:r>
-                    </m:e>
-                    <m:e>
-                      <m:r>
-                        <m:rPr>
-                          <m:sty m:val="p"/>
-                        </m:rPr>
-                        <m:t>=</m:t>
-                      </m:r>
-                      <m:d>
-                        <m:dPr>
-                          <m:begChr m:val="["/>
-                          <m:sepChr m:val=""/>
-                          <m:endChr m:val="]"/>
-                          <m:grow/>
-                        </m:dPr>
-                        <m:e>
-                          <m:m>
-                            <m:mPr>
-                              <m:baseJc m:val="center"/>
-                              <m:plcHide m:val="on"/>
-                              <m:mcs>
-                                <m:mc>
-                                  <m:mcPr>
-                                    <m:mcJc m:val="center"/>
-                                    <m:count m:val="1"/>
-                                  </m:mcPr>
-                                </m:mc>
-                                <m:mc>
-                                  <m:mcPr>
-                                    <m:mcJc m:val="center"/>
-                                    <m:count m:val="1"/>
-                                  </m:mcPr>
-                                </m:mc>
-                              </m:mcs>
-                            </m:mPr>
-                            <m:mr>
-                              <m:e>
-                                <m:r>
-                                  <m:rPr>
-                                    <m:sty m:val="p"/>
-                                  </m:rPr>
-                                  <m:t>−</m:t>
-                                </m:r>
-                                <m:r>
-                                  <m:t>8</m:t>
-                                </m:r>
-                              </m:e>
-                              <m:e>
-                                <m:r>
-                                  <m:t>8</m:t>
-                                </m:r>
-                              </m:e>
-                            </m:mr>
-                            <m:mr>
-                              <m:e>
-                                <m:r>
-                                  <m:t>0</m:t>
-                                </m:r>
-                              </m:e>
-                              <m:e>
-                                <m:r>
-                                  <m:t>11</m:t>
-                                </m:r>
-                              </m:e>
-                            </m:mr>
-                          </m:m>
-                        </m:e>
-                      </m:d>
-                      <m:r>
-                        <m:t> </m:t>
-                      </m:r>
-                      <m:r>
-                        <m:rPr>
-                          <m:nor/>
-                          <m:sty m:val="p"/>
-                          <m:scr m:val="sans-serif"/>
-                        </m:rPr>
-                        <m:t>(a </m:t>
-                      </m:r>
-                      <m:r>
-                        <m:t>2</m:t>
-                      </m:r>
-                      <m:r>
-                        <m:rPr>
-                          <m:sty m:val="p"/>
-                        </m:rPr>
-                        <m:t>×</m:t>
-                      </m:r>
-                      <m:r>
-                        <m:t>2</m:t>
-                      </m:r>
-                      <m:r>
-                        <m:rPr>
-                          <m:nor/>
-                          <m:sty m:val="p"/>
-                          <m:scr m:val="sans-serif"/>
-                        </m:rPr>
-                        <m:t> matrix)</m:t>
-                      </m:r>
-                    </m:e>
-                  </m:mr>
-                </m:m>
+                <m:eqArr>
+                  <m:e>
+                    <m:r>
+                      <m:t>A</m:t>
+                    </m:r>
+                    <m:r>
+                      <m:t>&amp;</m:t>
+                    </m:r>
+                    <m:r>
+                      <m:rPr>
+                        <m:sty m:val="p"/>
+                      </m:rPr>
+                      <m:t>=</m:t>
+                    </m:r>
+                    <m:d>
+                      <m:dPr>
+                        <m:begChr m:val="["/>
+                        <m:sepChr m:val=""/>
+                        <m:endChr m:val="]"/>
+                        <m:grow/>
+                      </m:dPr>
+                      <m:e>
+                        <m:m>
+                          <m:mPr>
+                            <m:baseJc m:val="center"/>
+                            <m:plcHide m:val="on"/>
+                            <m:mcs>
+                              <m:mc>
+                                <m:mcPr>
+                                  <m:mcJc m:val="center"/>
+                                  <m:count m:val="1"/>
+                                </m:mcPr>
+                              </m:mc>
+                              <m:mc>
+                                <m:mcPr>
+                                  <m:mcJc m:val="center"/>
+                                  <m:count m:val="1"/>
+                                </m:mcPr>
+                              </m:mc>
+                              <m:mc>
+                                <m:mcPr>
+                                  <m:mcJc m:val="center"/>
+                                  <m:count m:val="1"/>
+                                </m:mcPr>
+                              </m:mc>
+                            </m:mcs>
+                          </m:mPr>
+                          <m:mr>
+                            <m:e>
+                              <m:r>
+                                <m:t>1</m:t>
+                              </m:r>
+                            </m:e>
+                            <m:e>
+                              <m:r>
+                                <m:t>2</m:t>
+                              </m:r>
+                            </m:e>
+                            <m:e>
+                              <m:r>
+                                <m:rPr>
+                                  <m:sty m:val="p"/>
+                                </m:rPr>
+                                <m:t>−</m:t>
+                              </m:r>
+                              <m:r>
+                                <m:t>3</m:t>
+                              </m:r>
+                            </m:e>
+                          </m:mr>
+                          <m:mr>
+                            <m:e>
+                              <m:r>
+                                <m:t>4</m:t>
+                              </m:r>
+                              <m:r>
+                                <m:rPr>
+                                  <m:sty m:val="p"/>
+                                </m:rPr>
+                                <m:t>/</m:t>
+                              </m:r>
+                              <m:r>
+                                <m:t>5</m:t>
+                              </m:r>
+                            </m:e>
+                            <m:e>
+                              <m:r>
+                                <m:t>0</m:t>
+                              </m:r>
+                            </m:e>
+                            <m:e>
+                              <m:r>
+                                <m:t>6</m:t>
+                              </m:r>
+                            </m:e>
+                          </m:mr>
+                        </m:m>
+                      </m:e>
+                    </m:d>
+                    <m:r>
+                      <m:t> </m:t>
+                    </m:r>
+                    <m:r>
+                      <m:rPr>
+                        <m:nor/>
+                        <m:scr m:val="sans-serif"/>
+                        <m:sty m:val="p"/>
+                      </m:rPr>
+                      <m:t>(a </m:t>
+                    </m:r>
+                    <m:r>
+                      <m:t>2</m:t>
+                    </m:r>
+                    <m:r>
+                      <m:rPr>
+                        <m:sty m:val="p"/>
+                      </m:rPr>
+                      <m:t>×</m:t>
+                    </m:r>
+                    <m:r>
+                      <m:t>3</m:t>
+                    </m:r>
+                    <m:r>
+                      <m:rPr>
+                        <m:nor/>
+                        <m:scr m:val="sans-serif"/>
+                        <m:sty m:val="p"/>
+                      </m:rPr>
+                      <m:t> matrix)</m:t>
+                    </m:r>
+                  </m:e>
+                  <m:e>
+                    <m:r>
+                      <m:t>B</m:t>
+                    </m:r>
+                    <m:r>
+                      <m:t>&amp;</m:t>
+                    </m:r>
+                    <m:r>
+                      <m:rPr>
+                        <m:sty m:val="p"/>
+                      </m:rPr>
+                      <m:t>=</m:t>
+                    </m:r>
+                    <m:d>
+                      <m:dPr>
+                        <m:begChr m:val="["/>
+                        <m:sepChr m:val=""/>
+                        <m:endChr m:val="]"/>
+                        <m:grow/>
+                      </m:dPr>
+                      <m:e>
+                        <m:m>
+                          <m:mPr>
+                            <m:baseJc m:val="center"/>
+                            <m:plcHide m:val="on"/>
+                            <m:mcs>
+                              <m:mc>
+                                <m:mcPr>
+                                  <m:mcJc m:val="center"/>
+                                  <m:count m:val="1"/>
+                                </m:mcPr>
+                              </m:mc>
+                              <m:mc>
+                                <m:mcPr>
+                                  <m:mcJc m:val="center"/>
+                                  <m:count m:val="1"/>
+                                </m:mcPr>
+                              </m:mc>
+                            </m:mcs>
+                          </m:mPr>
+                          <m:mr>
+                            <m:e>
+                              <m:r>
+                                <m:rPr>
+                                  <m:sty m:val="p"/>
+                                </m:rPr>
+                                <m:t>−</m:t>
+                              </m:r>
+                              <m:r>
+                                <m:t>8</m:t>
+                              </m:r>
+                            </m:e>
+                            <m:e>
+                              <m:r>
+                                <m:t>8</m:t>
+                              </m:r>
+                            </m:e>
+                          </m:mr>
+                          <m:mr>
+                            <m:e>
+                              <m:r>
+                                <m:t>0</m:t>
+                              </m:r>
+                            </m:e>
+                            <m:e>
+                              <m:r>
+                                <m:t>11</m:t>
+                              </m:r>
+                            </m:e>
+                          </m:mr>
+                        </m:m>
+                      </m:e>
+                    </m:d>
+                    <m:r>
+                      <m:t> </m:t>
+                    </m:r>
+                    <m:r>
+                      <m:rPr>
+                        <m:nor/>
+                        <m:scr m:val="sans-serif"/>
+                        <m:sty m:val="p"/>
+                      </m:rPr>
+                      <m:t>(a </m:t>
+                    </m:r>
+                    <m:r>
+                      <m:t>2</m:t>
+                    </m:r>
+                    <m:r>
+                      <m:rPr>
+                        <m:sty m:val="p"/>
+                      </m:rPr>
+                      <m:t>×</m:t>
+                    </m:r>
+                    <m:r>
+                      <m:t>2</m:t>
+                    </m:r>
+                    <m:r>
+                      <m:rPr>
+                        <m:nor/>
+                        <m:scr m:val="sans-serif"/>
+                        <m:sty m:val="p"/>
+                      </m:rPr>
+                      <m:t> matrix)</m:t>
+                    </m:r>
+                  </m:e>
+                </m:eqArr>
               </m:oMath>
             </m:oMathPara>
           </w:p>
@@ -13328,30 +13378,32 @@
               <w:t xml:space="preserve"> </w:t>
             </w:r>
             <m:oMath>
+              <m:r>
+                <m:rPr>
+                  <m:sty m:val="p"/>
+                </m:rPr>
+                <m:t>(</m:t>
+              </m:r>
+              <m:r>
+                <m:t>A</m:t>
+              </m:r>
+              <m:r>
+                <m:rPr>
+                  <m:sty m:val="p"/>
+                </m:rPr>
+                <m:t>+</m:t>
+              </m:r>
+              <m:r>
+                <m:t>B</m:t>
+              </m:r>
               <m:sSub>
                 <m:e>
-                  <m:d>
-                    <m:dPr>
-                      <m:begChr m:val="("/>
-                      <m:sepChr m:val=""/>
-                      <m:endChr m:val=")"/>
-                      <m:grow/>
-                    </m:dPr>
-                    <m:e>
-                      <m:r>
-                        <m:t>A</m:t>
-                      </m:r>
-                      <m:r>
-                        <m:rPr>
-                          <m:sty m:val="p"/>
-                        </m:rPr>
-                        <m:t>+</m:t>
-                      </m:r>
-                      <m:r>
-                        <m:t>B</m:t>
-                      </m:r>
-                    </m:e>
-                  </m:d>
+                  <m:r>
+                    <m:rPr>
+                      <m:sty m:val="p"/>
+                    </m:rPr>
+                    <m:t>)</m:t>
+                  </m:r>
                 </m:e>
                 <m:sub>
                   <m:r>
@@ -13370,30 +13422,32 @@
               <w:t xml:space="preserve"> </w:t>
             </w:r>
             <m:oMath>
+              <m:r>
+                <m:rPr>
+                  <m:sty m:val="p"/>
+                </m:rPr>
+                <m:t>(</m:t>
+              </m:r>
+              <m:r>
+                <m:t>B</m:t>
+              </m:r>
+              <m:r>
+                <m:rPr>
+                  <m:sty m:val="p"/>
+                </m:rPr>
+                <m:t>−</m:t>
+              </m:r>
+              <m:r>
+                <m:t>A</m:t>
+              </m:r>
               <m:sSub>
                 <m:e>
-                  <m:d>
-                    <m:dPr>
-                      <m:begChr m:val="("/>
-                      <m:sepChr m:val=""/>
-                      <m:endChr m:val=")"/>
-                      <m:grow/>
-                    </m:dPr>
-                    <m:e>
-                      <m:r>
-                        <m:t>B</m:t>
-                      </m:r>
-                      <m:r>
-                        <m:rPr>
-                          <m:sty m:val="p"/>
-                        </m:rPr>
-                        <m:t>−</m:t>
-                      </m:r>
-                      <m:r>
-                        <m:t>A</m:t>
-                      </m:r>
-                    </m:e>
-                  </m:d>
+                  <m:r>
+                    <m:rPr>
+                      <m:sty m:val="p"/>
+                    </m:rPr>
+                    <m:t>)</m:t>
+                  </m:r>
                 </m:e>
                 <m:sub>
                   <m:r>
@@ -13409,8 +13463,8 @@
         </w:tc>
       </w:tr>
     </w:tbl>
-    <w:bookmarkEnd w:id="86"/>
-    <w:bookmarkStart w:id="97" w:name="scalar-multiplication"/>
+    <w:bookmarkEnd w:id="75"/>
+    <w:bookmarkStart w:id="86" w:name="scalar-multiplication"/>
     <w:p>
       <w:pPr>
         <w:pStyle w:val="Heading1"/>
@@ -13481,18 +13535,18 @@
                 <wp:inline>
                   <wp:extent cx="152400" cy="152400"/>
                   <wp:effectExtent b="0" l="0" r="0" t="0"/>
-                  <wp:docPr descr="" title="" id="87" name="Picture"/>
+                  <wp:docPr descr="" title="" id="76" name="Picture"/>
                   <a:graphic>
                     <a:graphicData uri="http://schemas.openxmlformats.org/drawingml/2006/picture">
                       <pic:pic>
                         <pic:nvPicPr>
-                          <pic:cNvPr descr="/Applications/quarto/share/formats/docx/note.png" id="88" name="Picture"/>
+                          <pic:cNvPr descr="/Applications/quarto/share/formats/docx/note.png" id="77" name="Picture"/>
                           <pic:cNvPicPr>
                             <a:picLocks noChangeArrowheads="1" noChangeAspect="1"/>
                           </pic:cNvPicPr>
                         </pic:nvPicPr>
                         <pic:blipFill>
-                          <a:blip r:embed="rId22"/>
+                          <a:blip r:embed="rId11"/>
                           <a:stretch>
                             <a:fillRect/>
                           </a:stretch>
@@ -13644,40 +13698,42 @@
                   </m:rPr>
                   <m:t>=</m:t>
                 </m:r>
-                <m:d>
-                  <m:dPr>
-                    <m:begChr m:val="["/>
-                    <m:sepChr m:val=""/>
-                    <m:endChr m:val="]"/>
-                    <m:grow/>
-                  </m:dPr>
+                <m:r>
+                  <m:rPr>
+                    <m:sty m:val="p"/>
+                  </m:rPr>
+                  <m:t>[</m:t>
+                </m:r>
+                <m:r>
+                  <m:t>k</m:t>
+                </m:r>
+                <m:r>
+                  <m:rPr>
+                    <m:sty m:val="p"/>
+                  </m:rPr>
+                  <m:t>⋅</m:t>
+                </m:r>
+                <m:sSub>
                   <m:e>
                     <m:r>
-                      <m:t>k</m:t>
+                      <m:t>a</m:t>
+                    </m:r>
+                  </m:e>
+                  <m:sub>
+                    <m:r>
+                      <m:t>i</m:t>
                     </m:r>
                     <m:r>
-                      <m:rPr>
-                        <m:sty m:val="p"/>
-                      </m:rPr>
-                      <m:t>⋅</m:t>
+                      <m:t>j</m:t>
                     </m:r>
-                    <m:sSub>
-                      <m:e>
-                        <m:r>
-                          <m:t>a</m:t>
-                        </m:r>
-                      </m:e>
-                      <m:sub>
-                        <m:r>
-                          <m:t>i</m:t>
-                        </m:r>
-                        <m:r>
-                          <m:t>j</m:t>
-                        </m:r>
-                      </m:sub>
-                    </m:sSub>
-                  </m:e>
-                </m:d>
+                  </m:sub>
+                </m:sSub>
+                <m:r>
+                  <m:rPr>
+                    <m:sty m:val="p"/>
+                  </m:rPr>
+                  <m:t>]</m:t>
+                </m:r>
               </m:oMath>
             </m:oMathPara>
           </w:p>
@@ -13733,18 +13789,18 @@
                 <wp:inline>
                   <wp:extent cx="152400" cy="152400"/>
                   <wp:effectExtent b="0" l="0" r="0" t="0"/>
-                  <wp:docPr descr="" title="" id="89" name="Picture"/>
+                  <wp:docPr descr="" title="" id="78" name="Picture"/>
                   <a:graphic>
                     <a:graphicData uri="http://schemas.openxmlformats.org/drawingml/2006/picture">
                       <pic:pic>
                         <pic:nvPicPr>
-                          <pic:cNvPr descr="/Applications/quarto/share/formats/docx/note.png" id="90" name="Picture"/>
+                          <pic:cNvPr descr="/Applications/quarto/share/formats/docx/note.png" id="79" name="Picture"/>
                           <pic:cNvPicPr>
                             <a:picLocks noChangeArrowheads="1" noChangeAspect="1"/>
                           </pic:cNvPicPr>
                         </pic:nvPicPr>
                         <pic:blipFill>
-                          <a:blip r:embed="rId22"/>
+                          <a:blip r:embed="rId11"/>
                           <a:stretch>
                             <a:fillRect/>
                           </a:stretch>
@@ -14366,30 +14422,32 @@
                           </m:r>
                         </m:e>
                         <m:e>
-                          <m:d>
-                            <m:dPr>
-                              <m:begChr m:val="("/>
-                              <m:sepChr m:val=""/>
-                              <m:endChr m:val=")"/>
-                              <m:grow/>
-                            </m:dPr>
+                          <m:r>
+                            <m:rPr>
+                              <m:sty m:val="p"/>
+                            </m:rPr>
+                            <m:t>(</m:t>
+                          </m:r>
+                          <m:r>
+                            <m:t>3</m:t>
+                          </m:r>
+                          <m:rad>
+                            <m:radPr>
+                              <m:degHide m:val="on"/>
+                            </m:radPr>
+                            <m:deg/>
                             <m:e>
                               <m:r>
-                                <m:t>3</m:t>
+                                <m:t>2</m:t>
                               </m:r>
-                              <m:rad>
-                                <m:radPr>
-                                  <m:degHide m:val="on"/>
-                                </m:radPr>
-                                <m:deg/>
-                                <m:e>
-                                  <m:r>
-                                    <m:t>2</m:t>
-                                  </m:r>
-                                </m:e>
-                              </m:rad>
                             </m:e>
-                          </m:d>
+                          </m:rad>
+                          <m:r>
+                            <m:rPr>
+                              <m:sty m:val="p"/>
+                            </m:rPr>
+                            <m:t>)</m:t>
+                          </m:r>
                           <m:r>
                             <m:t>x</m:t>
                           </m:r>
@@ -14476,18 +14534,18 @@
                 <wp:inline>
                   <wp:extent cx="152400" cy="152400"/>
                   <wp:effectExtent b="0" l="0" r="0" t="0"/>
-                  <wp:docPr descr="" title="" id="91" name="Picture"/>
+                  <wp:docPr descr="" title="" id="80" name="Picture"/>
                   <a:graphic>
                     <a:graphicData uri="http://schemas.openxmlformats.org/drawingml/2006/picture">
                       <pic:pic>
                         <pic:nvPicPr>
-                          <pic:cNvPr descr="/Applications/quarto/share/formats/docx/note.png" id="92" name="Picture"/>
+                          <pic:cNvPr descr="/Applications/quarto/share/formats/docx/note.png" id="81" name="Picture"/>
                           <pic:cNvPicPr>
                             <a:picLocks noChangeArrowheads="1" noChangeAspect="1"/>
                           </pic:cNvPicPr>
                         </pic:nvPicPr>
                         <pic:blipFill>
-                          <a:blip r:embed="rId22"/>
+                          <a:blip r:embed="rId11"/>
                           <a:stretch>
                             <a:fillRect/>
                           </a:stretch>
@@ -15158,18 +15216,18 @@
                 <wp:inline>
                   <wp:extent cx="152400" cy="152400"/>
                   <wp:effectExtent b="0" l="0" r="0" t="0"/>
-                  <wp:docPr descr="" title="" id="93" name="Picture"/>
+                  <wp:docPr descr="" title="" id="82" name="Picture"/>
                   <a:graphic>
                     <a:graphicData uri="http://schemas.openxmlformats.org/drawingml/2006/picture">
                       <pic:pic>
                         <pic:nvPicPr>
-                          <pic:cNvPr descr="/Applications/quarto/share/formats/docx/note.png" id="94" name="Picture"/>
+                          <pic:cNvPr descr="/Applications/quarto/share/formats/docx/note.png" id="83" name="Picture"/>
                           <pic:cNvPicPr>
                             <a:picLocks noChangeArrowheads="1" noChangeAspect="1"/>
                           </pic:cNvPicPr>
                         </pic:nvPicPr>
                         <pic:blipFill>
-                          <a:blip r:embed="rId22"/>
+                          <a:blip r:embed="rId11"/>
                           <a:stretch>
                             <a:fillRect/>
                           </a:stretch>
@@ -15793,25 +15851,27 @@
                             </m:rPr>
                             <m:t>+</m:t>
                           </m:r>
-                          <m:d>
-                            <m:dPr>
-                              <m:begChr m:val="("/>
-                              <m:sepChr m:val=""/>
-                              <m:endChr m:val=")"/>
-                              <m:grow/>
-                            </m:dPr>
-                            <m:e>
-                              <m:r>
-                                <m:rPr>
-                                  <m:sty m:val="p"/>
-                                </m:rPr>
-                                <m:t>−</m:t>
-                              </m:r>
-                              <m:r>
-                                <m:t>2</m:t>
-                              </m:r>
-                            </m:e>
-                          </m:d>
+                          <m:r>
+                            <m:rPr>
+                              <m:sty m:val="p"/>
+                            </m:rPr>
+                            <m:t>(</m:t>
+                          </m:r>
+                          <m:r>
+                            <m:rPr>
+                              <m:sty m:val="p"/>
+                            </m:rPr>
+                            <m:t>−</m:t>
+                          </m:r>
+                          <m:r>
+                            <m:t>2</m:t>
+                          </m:r>
+                          <m:r>
+                            <m:rPr>
+                              <m:sty m:val="p"/>
+                            </m:rPr>
+                            <m:t>)</m:t>
+                          </m:r>
                         </m:e>
                         <m:e>
                           <m:r>
@@ -15845,34 +15905,36 @@
                             </m:rPr>
                             <m:t>+</m:t>
                           </m:r>
-                          <m:d>
-                            <m:dPr>
-                              <m:begChr m:val="("/>
-                              <m:sepChr m:val=""/>
-                              <m:endChr m:val=")"/>
-                              <m:grow/>
-                            </m:dPr>
-                            <m:e>
-                              <m:r>
-                                <m:rPr>
-                                  <m:sty m:val="p"/>
-                                </m:rPr>
-                                <m:t>−</m:t>
-                              </m:r>
-                              <m:r>
-                                <m:t>2</m:t>
-                              </m:r>
-                            </m:e>
-                          </m:d>
-                        </m:e>
-                        <m:e>
                           <m:r>
                             <m:rPr>
                               <m:sty m:val="p"/>
                             </m:rPr>
+                            <m:t>(</m:t>
+                          </m:r>
+                          <m:r>
+                            <m:rPr>
+                              <m:sty m:val="p"/>
+                            </m:rPr>
                             <m:t>−</m:t>
                           </m:r>
                           <m:r>
+                            <m:t>2</m:t>
+                          </m:r>
+                          <m:r>
+                            <m:rPr>
+                              <m:sty m:val="p"/>
+                            </m:rPr>
+                            <m:t>)</m:t>
+                          </m:r>
+                        </m:e>
+                        <m:e>
+                          <m:r>
+                            <m:rPr>
+                              <m:sty m:val="p"/>
+                            </m:rPr>
+                            <m:t>−</m:t>
+                          </m:r>
+                          <m:r>
                             <m:t>3</m:t>
                           </m:r>
                           <m:r>
@@ -15881,25 +15943,27 @@
                             </m:rPr>
                             <m:t>+</m:t>
                           </m:r>
-                          <m:d>
-                            <m:dPr>
-                              <m:begChr m:val="("/>
-                              <m:sepChr m:val=""/>
-                              <m:endChr m:val=")"/>
-                              <m:grow/>
-                            </m:dPr>
-                            <m:e>
-                              <m:r>
-                                <m:rPr>
-                                  <m:sty m:val="p"/>
-                                </m:rPr>
-                                <m:t>−</m:t>
-                              </m:r>
-                              <m:r>
-                                <m:t>6</m:t>
-                              </m:r>
-                            </m:e>
-                          </m:d>
+                          <m:r>
+                            <m:rPr>
+                              <m:sty m:val="p"/>
+                            </m:rPr>
+                            <m:t>(</m:t>
+                          </m:r>
+                          <m:r>
+                            <m:rPr>
+                              <m:sty m:val="p"/>
+                            </m:rPr>
+                            <m:t>−</m:t>
+                          </m:r>
+                          <m:r>
+                            <m:t>6</m:t>
+                          </m:r>
+                          <m:r>
+                            <m:rPr>
+                              <m:sty m:val="p"/>
+                            </m:rPr>
+                            <m:t>)</m:t>
+                          </m:r>
                         </m:e>
                       </m:mr>
                       <m:mr>
@@ -16044,18 +16108,18 @@
                 <wp:inline>
                   <wp:extent cx="152400" cy="152400"/>
                   <wp:effectExtent b="0" l="0" r="0" t="0"/>
-                  <wp:docPr descr="" title="" id="95" name="Picture"/>
+                  <wp:docPr descr="" title="" id="84" name="Picture"/>
                   <a:graphic>
                     <a:graphicData uri="http://schemas.openxmlformats.org/drawingml/2006/picture">
                       <pic:pic>
                         <pic:nvPicPr>
-                          <pic:cNvPr descr="/Applications/quarto/share/formats/docx/tip.png" id="96" name="Picture"/>
+                          <pic:cNvPr descr="/Applications/quarto/share/formats/docx/tip.png" id="85" name="Picture"/>
                           <pic:cNvPicPr>
                             <a:picLocks noChangeArrowheads="1" noChangeAspect="1"/>
                           </pic:cNvPicPr>
                         </pic:nvPicPr>
                         <pic:blipFill>
-                          <a:blip r:embed="rId25"/>
+                          <a:blip r:embed="rId14"/>
                           <a:stretch>
                             <a:fillRect/>
                           </a:stretch>
@@ -16117,7 +16181,7 @@
             <w:r>
               <w:t xml:space="preserve"> </w:t>
             </w:r>
-            <w:hyperlink r:id="rId72">
+            <w:hyperlink r:id="rId61">
               <w:r>
                 <w:rPr>
                   <w:rStyle w:val="Hyperlink"/>
@@ -16136,8 +16200,8 @@
         </w:tc>
       </w:tr>
     </w:tbl>
-    <w:bookmarkEnd w:id="97"/>
-    <w:bookmarkStart w:id="98" w:name="quick-check-problems"/>
+    <w:bookmarkEnd w:id="86"/>
+    <w:bookmarkStart w:id="87" w:name="quick-check-problems"/>
     <w:p>
       <w:pPr>
         <w:pStyle w:val="Heading1"/>
@@ -16220,8 +16284,8 @@
           <m:r>
             <m:rPr>
               <m:nor/>
+              <m:scr m:val="sans-serif"/>
               <m:sty m:val="p"/>
-              <m:scr m:val="sans-serif"/>
             </m:rPr>
             <m:t> and </m:t>
           </m:r>
@@ -16366,8 +16430,8 @@
           <m:r>
             <m:rPr>
               <m:nor/>
+              <m:scr m:val="sans-serif"/>
               <m:sty m:val="p"/>
-              <m:scr m:val="sans-serif"/>
             </m:rPr>
             <m:t> and </m:t>
           </m:r>
@@ -16647,31 +16711,33 @@
           </m:rPr>
           <m:t>=</m:t>
         </m:r>
-        <m:d>
-          <m:dPr>
-            <m:begChr m:val="["/>
-            <m:sepChr m:val=""/>
-            <m:endChr m:val="]"/>
-            <m:grow/>
-          </m:dPr>
+        <m:r>
+          <m:rPr>
+            <m:sty m:val="p"/>
+          </m:rPr>
+          <m:t>[</m:t>
+        </m:r>
+        <m:sSub>
           <m:e>
-            <m:sSub>
-              <m:e>
-                <m:r>
-                  <m:t>c</m:t>
-                </m:r>
-              </m:e>
-              <m:sub>
-                <m:r>
-                  <m:t>i</m:t>
-                </m:r>
-                <m:r>
-                  <m:t>j</m:t>
-                </m:r>
-              </m:sub>
-            </m:sSub>
+            <m:r>
+              <m:t>c</m:t>
+            </m:r>
           </m:e>
-        </m:d>
+          <m:sub>
+            <m:r>
+              <m:t>i</m:t>
+            </m:r>
+            <m:r>
+              <m:t>j</m:t>
+            </m:r>
+          </m:sub>
+        </m:sSub>
+        <m:r>
+          <m:rPr>
+            <m:sty m:val="p"/>
+          </m:rPr>
+          <m:t>]</m:t>
+        </m:r>
       </m:oMath>
       <w:r>
         <w:t xml:space="preserve">, then</w:t>
@@ -16926,28 +16992,30 @@
         <w:t xml:space="preserve"> </w:t>
       </w:r>
       <m:oMath>
-        <m:d>
-          <m:dPr>
-            <m:begChr m:val="("/>
-            <m:sepChr m:val=""/>
-            <m:endChr m:val=")"/>
-            <m:grow/>
-          </m:dPr>
-          <m:e>
-            <m:r>
-              <m:t>2</m:t>
-            </m:r>
-            <m:r>
-              <m:rPr>
-                <m:sty m:val="p"/>
-              </m:rPr>
-              <m:t>,</m:t>
-            </m:r>
-            <m:r>
-              <m:t>2</m:t>
-            </m:r>
-          </m:e>
-        </m:d>
+        <m:r>
+          <m:rPr>
+            <m:sty m:val="p"/>
+          </m:rPr>
+          <m:t>(</m:t>
+        </m:r>
+        <m:r>
+          <m:t>2</m:t>
+        </m:r>
+        <m:r>
+          <m:rPr>
+            <m:sty m:val="p"/>
+          </m:rPr>
+          <m:t>,</m:t>
+        </m:r>
+        <m:r>
+          <m:t>2</m:t>
+        </m:r>
+        <m:r>
+          <m:rPr>
+            <m:sty m:val="p"/>
+          </m:rPr>
+          <m:t>)</m:t>
+        </m:r>
       </m:oMath>
       <w:r>
         <w:t xml:space="preserve">th entry of the matrix</w:t>
@@ -16976,8 +17044,8 @@
         <w:t xml:space="preserve">.</w:t>
       </w:r>
     </w:p>
-    <w:bookmarkEnd w:id="98"/>
-    <w:bookmarkStart w:id="102" w:name="further-reading"/>
+    <w:bookmarkEnd w:id="87"/>
+    <w:bookmarkStart w:id="91" w:name="further-reading"/>
     <w:p>
       <w:pPr>
         <w:pStyle w:val="Heading1"/>
@@ -16996,7 +17064,7 @@
       <w:r>
         <w:t xml:space="preserve"> </w:t>
       </w:r>
-      <w:hyperlink r:id="rId99">
+      <w:hyperlink r:id="rId88">
         <w:r>
           <w:rPr>
             <w:rStyle w:val="Hyperlink"/>
@@ -17018,7 +17086,7 @@
       <w:r>
         <w:t xml:space="preserve"> </w:t>
       </w:r>
-      <w:hyperlink r:id="rId72">
+      <w:hyperlink r:id="rId61">
         <w:r>
           <w:rPr>
             <w:rStyle w:val="Hyperlink"/>
@@ -17033,7 +17101,7 @@
         <w:t xml:space="preserve">and [Guide: Transposing matrices].</w:t>
       </w:r>
     </w:p>
-    <w:bookmarkStart w:id="101" w:name="version-history"/>
+    <w:bookmarkStart w:id="90" w:name="version-history"/>
     <w:p>
       <w:pPr>
         <w:pStyle w:val="Heading2"/>
@@ -17054,7 +17122,7 @@
       <w:pPr>
         <w:pStyle w:val="BodyText"/>
       </w:pPr>
-      <w:hyperlink r:id="rId100">
+      <w:hyperlink r:id="rId89">
         <w:r>
           <w:rPr>
             <w:rStyle w:val="Hyperlink"/>
@@ -17063,8 +17131,8 @@
         </w:r>
       </w:hyperlink>
     </w:p>
-    <w:bookmarkEnd w:id="101"/>
-    <w:bookmarkEnd w:id="102"/>
+    <w:bookmarkEnd w:id="90"/>
+    <w:bookmarkEnd w:id="91"/>
     <w:sectPr>
       <w:pgSz w:h="15840" w:w="12240"/>
       <w:pgMar w:bottom="1440" w:footer="720" w:gutter="0" w:header="720" w:left="1440" w:right="1440" w:top="1440"/>
